--- a/klagomål/Kläpptjärnen FSC-klagomål.docx
+++ b/klagomål/Kläpptjärnen FSC-klagomål.docx
@@ -1,6 +1,6 @@
 
 <file path=word/document.xml><?xml version="1.0" encoding="utf-8"?>
-<w:document xmlns:wpc="http://schemas.microsoft.com/office/word/2010/wordprocessingCanvas" xmlns:cx="http://schemas.microsoft.com/office/drawing/2014/chartex" xmlns:cx1="http://schemas.microsoft.com/office/drawing/2015/9/8/chartex" xmlns:cx2="http://schemas.microsoft.com/office/drawing/2015/10/21/chartex" xmlns:cx3="http://schemas.microsoft.com/office/drawing/2016/5/9/chartex" xmlns:cx4="http://schemas.microsoft.com/office/drawing/2016/5/10/chartex" xmlns:cx5="http://schemas.microsoft.com/office/drawing/2016/5/11/chartex" xmlns:cx6="http://schemas.microsoft.com/office/drawing/2016/5/12/chartex" xmlns:cx7="http://schemas.microsoft.com/office/drawing/2016/5/13/chartex" xmlns:cx8="http://schemas.microsoft.com/office/drawing/2016/5/14/chartex" xmlns:mc="http://schemas.openxmlformats.org/markup-compatibility/2006" xmlns:aink="http://schemas.microsoft.com/office/drawing/2016/ink" xmlns:am3d="http://schemas.microsoft.com/office/drawing/2017/model3d" xmlns:o="urn:schemas-microsoft-com:office:office" xmlns:oel="http://schemas.microsoft.com/office/2019/extlst" xmlns:r="http://schemas.openxmlformats.org/officeDocument/2006/relationships" xmlns:m="http://schemas.openxmlformats.org/officeDocument/2006/math" xmlns:v="urn:schemas-microsoft-com:vml" xmlns:wp14="http://schemas.microsoft.com/office/word/2010/wordprocessingDrawing" xmlns:wp="http://schemas.openxmlformats.org/drawingml/2006/wordprocessingDrawing" xmlns:w10="urn:schemas-microsoft-com:office:word" xmlns:w="http://schemas.openxmlformats.org/wordprocessingml/2006/main" xmlns:w14="http://schemas.microsoft.com/office/word/2010/wordml" xmlns:w15="http://schemas.microsoft.com/office/word/2012/wordml" xmlns:w16cex="http://schemas.microsoft.com/office/word/2018/wordml/cex" xmlns:w16cid="http://schemas.microsoft.com/office/word/2016/wordml/cid" xmlns:w16="http://schemas.microsoft.com/office/word/2018/wordml" xmlns:w16sdtdh="http://schemas.microsoft.com/office/word/2020/wordml/sdtdatahash" xmlns:w16se="http://schemas.microsoft.com/office/word/2015/wordml/symex" xmlns:wpg="http://schemas.microsoft.com/office/word/2010/wordprocessingGroup" xmlns:wpi="http://schemas.microsoft.com/office/word/2010/wordprocessingInk" xmlns:wne="http://schemas.microsoft.com/office/word/2006/wordml" xmlns:wps="http://schemas.microsoft.com/office/word/2010/wordprocessingShape" mc:Ignorable="w14 w15 w16se w16cid w16 w16cex w16sdtdh wp14">
+<w:document xmlns:wpc="http://schemas.microsoft.com/office/word/2010/wordprocessingCanvas" xmlns:cx="http://schemas.microsoft.com/office/drawing/2014/chartex" xmlns:cx1="http://schemas.microsoft.com/office/drawing/2015/9/8/chartex" xmlns:cx2="http://schemas.microsoft.com/office/drawing/2015/10/21/chartex" xmlns:cx3="http://schemas.microsoft.com/office/drawing/2016/5/9/chartex" xmlns:cx4="http://schemas.microsoft.com/office/drawing/2016/5/10/chartex" xmlns:cx5="http://schemas.microsoft.com/office/drawing/2016/5/11/chartex" xmlns:cx6="http://schemas.microsoft.com/office/drawing/2016/5/12/chartex" xmlns:cx7="http://schemas.microsoft.com/office/drawing/2016/5/13/chartex" xmlns:cx8="http://schemas.microsoft.com/office/drawing/2016/5/14/chartex" xmlns:mc="http://schemas.openxmlformats.org/markup-compatibility/2006" xmlns:aink="http://schemas.microsoft.com/office/drawing/2016/ink" xmlns:am3d="http://schemas.microsoft.com/office/drawing/2017/model3d" xmlns:o="urn:schemas-microsoft-com:office:office" xmlns:oel="http://schemas.microsoft.com/office/2019/extlst" xmlns:r="http://schemas.openxmlformats.org/officeDocument/2006/relationships" xmlns:m="http://schemas.openxmlformats.org/officeDocument/2006/math" xmlns:v="urn:schemas-microsoft-com:vml" xmlns:wp14="http://schemas.microsoft.com/office/word/2010/wordprocessingDrawing" xmlns:wp="http://schemas.openxmlformats.org/drawingml/2006/wordprocessingDrawing" xmlns:w10="urn:schemas-microsoft-com:office:word" xmlns:w="http://schemas.openxmlformats.org/wordprocessingml/2006/main" xmlns:w14="http://schemas.microsoft.com/office/word/2010/wordml" xmlns:w15="http://schemas.microsoft.com/office/word/2012/wordml" xmlns:w16cex="http://schemas.microsoft.com/office/word/2018/wordml/cex" xmlns:w16cid="http://schemas.microsoft.com/office/word/2016/wordml/cid" xmlns:w16="http://schemas.microsoft.com/office/word/2018/wordml" xmlns:w16du="http://schemas.microsoft.com/office/word/2023/wordml/word16du" xmlns:w16sdtdh="http://schemas.microsoft.com/office/word/2020/wordml/sdtdatahash" xmlns:w16sdtfl="http://schemas.microsoft.com/office/word/2024/wordml/sdtformatlock" xmlns:w16se="http://schemas.microsoft.com/office/word/2015/wordml/symex" xmlns:wpg="http://schemas.microsoft.com/office/word/2010/wordprocessingGroup" xmlns:wpi="http://schemas.microsoft.com/office/word/2010/wordprocessingInk" xmlns:wne="http://schemas.microsoft.com/office/word/2006/wordml" xmlns:wps="http://schemas.microsoft.com/office/word/2010/wordprocessingShape" mc:Ignorable="w14 w15 w16se w16cid w16 w16cex w16sdtdh w16sdtfl w16du wp14">
   <w:body>
     <w:p>
       <w:r>
@@ -112,7 +112,7 @@
         <w:pStyle w:val="ListBullet"/>
       </w:pPr>
       <w:r>
-        <w:t>Om ett ombud (tex Norra skog eller Mellanskog) avverkningsanmäler en skog med naturvärden motsvarande nyckelbiotops kvalité men markägaren inte är FSC certifierad, bör du skicka in ett FSC kontrollerat virke klagomål. Då ska klagomålet skickas till ombudsföretaget.</w:t>
+        <w:t>Om ett ombud (tex Norra skog eller Mellanskog) avverkningsanmäler en skog med naturvärden motsvarande nyckelbiotops kvalitet men markägaren inte är FSC certifierad, bör du skicka in ett FSC kontrollerat virke klagomål. Då ska klagomålet skickas till ombudsföretaget.</w:t>
       </w:r>
     </w:p>
     <w:p>
@@ -163,40 +163,12 @@
         <w:pStyle w:val="Title"/>
       </w:pPr>
       <w:r>
-        <w:t>Inledande FSC- /PEFC-klagomål – information om höga naturvärden i avverkningsanmälan Kläpptjärnen i Bjurholms kommun</w:t>
+        <w:t>Inledande FSC- /PEFC-klagomål – information om höga naturvärden och fridlysta arter i avverkningsanmälan Kläpptjärnen i Bjurholms kommun</w:t>
       </w:r>
     </w:p>
     <w:p>
       <w:r>
-        <w:t>Detta dokument behandlar höga naturvärden i avverkningsanmälan Kläpptjärnen i Bjurholms kommun. Denna avverkningsanmälan inkom 2025-08-02 och omfattar 113,3 ha.</w:t>
-      </w:r>
-    </w:p>
-    <w:p>
-      <w:r>
-        <w:t>Nedan presenteras fynd av naturvårdsarter som gjorts i det avverkningsanmälda området, samt relevanta utdrag ur standarderna för FSC, Chain of Custody, Controlled Wood och PEFC.</w:t>
-      </w:r>
-    </w:p>
-    <w:p>
-      <w:r>
-        <w:t>Vi förväntar oss att ni återkommer med ett skriftligt svar på vårt klagomål och även beskriver vilka korrigerande åtgärder ni satt in för att rätta till identifierade brister i er efterlevnad av den svenska FSC standarden.</w:t>
-      </w:r>
-    </w:p>
-    <w:p>
-      <w:pPr>
-        <w:pStyle w:val="Heading1"/>
-      </w:pPr>
-      <w:r>
-        <w:t>Naturvårdsarter</w:t>
-      </w:r>
-    </w:p>
-    <w:p>
-      <w:r>
-        <w:t>I avverkningsanmälan har följande 13 naturvårdsarter hittats: goliatmusseron (VU), jättemusseron (VU), blå taggsvamp (NT), dvärgbägarlav (NT), granticka (NT), orange taggsvamp (NT), skrovlig taggsvamp (NT), talltaggsvamp (NT), tallticka (NT), vaddporing (NT), dropptaggsvamp (S), skarp dropptaggsvamp (S) och tallfingersvamp (S). Av dessa är 10 rödlistade. För rödlistade arter har rödlistekategorin angivits inom parentes. Arter som är signalarter enligt Skogsstyrelsen har markerats med (S).</w:t>
-      </w:r>
-    </w:p>
-    <w:p>
-      <w:r>
-        <w:t>De påträffade naturvårdsarterna är ett tydligt kvitto på att detta rör sig om en skog med höga naturvärden. I Figur 1 visas en karta över det avverkningsanmälda området, där samtliga fyndplatser för naturvårdsarter som finns registrerade på Artportalen har markerats.</w:t>
+        <w:t>Detta klagomål behandlar höga naturvärden i avverkningsanmälan Kläpptjärnen i Bjurholms kommun som inkom 2026-07-12 och omfattar 113,3 ha.</w:t>
       </w:r>
     </w:p>
     <w:p>
@@ -206,7 +178,7 @@
       <w:r>
         <w:drawing>
           <wp:inline xmlns:a="http://schemas.openxmlformats.org/drawingml/2006/main" xmlns:pic="http://schemas.openxmlformats.org/drawingml/2006/picture">
-            <wp:extent cx="5486400" cy="5200464"/>
+            <wp:extent cx="5486400" cy="5042774"/>
             <wp:docPr id="1" name="Picture 1"/>
             <wp:cNvGraphicFramePr>
               <a:graphicFrameLocks noChangeAspect="1"/>
@@ -227,7 +199,7 @@
                   <pic:spPr>
                     <a:xfrm>
                       <a:off x="0" y="0"/>
-                      <a:ext cx="5486400" cy="5200464"/>
+                      <a:ext cx="5486400" cy="5042774"/>
                     </a:xfrm>
                     <a:prstGeom prst="rect"/>
                   </pic:spPr>
@@ -241,130 +213,25 @@
     <w:p>
       <w:pPr>
         <w:pStyle w:val="Caption"/>
+        <w:spacing w:after="240"/>
       </w:pPr>
       <w:r>
-        <w:t>Figur 1. Fyndplatser för naturvårdsarter i det avverkningsanmälda området (röd linje). Markörer utan svart kant är placerade på fyndplatsen. Markörer med svart kant är placerade vid sidan av fyndplatsen och har ett svart streck som visar fyndplatsens exakta position. Kartans mittpunktskoordinat är N 7093917, E 689476 i SWEREF 99 TM.</w:t>
+        <w:t>Figur 1. Fyndplatser för naturvårdsarter i och inom 23 meter från avverkningsanmälan. Markörer utan svart kant är placerade på fyndplatsen. Markörer med svart kant är placerade vid sidan av fyndplatsen har ett svart streck som visar fyndplatsens exakta position. Kartans mittpunktskoordinat är N 7093917, E 689476 i SWEREF 99 TM.</w:t>
       </w:r>
     </w:p>
     <w:p>
       <w:r>
-        <w:rPr>
-          <w:b/>
-        </w:rPr>
-        <w:t xml:space="preserve">Blå taggsvamp (NT) </w:t>
-      </w:r>
-      <w:r>
-        <w:t>är en karaktärsart i såväl örtrika kalkbarrskogar som i torra sandtallskogar där det föreligger gammal skog med långvarig trädkontinuitet. Är sällsynt och mycket kravfull i södra och mellersta Sverige. Den hotas främst av skogsavverkning och tycks försvinna efter slutavverkning, markberedning och plantering. I kalkgranskogar verkar arten vara mycket känslig. Granskogar med arten bör formellt skydddas (SLU Artdatabanken, 2024; Nitare &amp; Skogsstyrelsen, 2019).</w:t>
+        <w:t>I och inom 23 meter från avverkningsanmälan finns fynd av 14 naturvårdsarter, varav 14 är rödlistade, 1 är fridlyst och 8 är typiska (T): goliatmusseron (VU, T), jättemusseron (VU), skrovlig taggsvamp (VU), blå taggsvamp (NT, T), dropptaggsvamp (NT, T), dvärgbägarlav (NT, T), motaggsvamp (NT, T), orange taggsvamp (NT, T), skarp dropptaggsvamp (NT), tallfingersvamp (NT), talltaggsvamp (NT), tallticka (NT, T), tretåig hackspett (NT, T, §4) och vaddporing (NT). Se Figur 1.</w:t>
       </w:r>
     </w:p>
     <w:p>
       <w:r>
-        <w:rPr>
-          <w:b/>
-        </w:rPr>
-        <w:t>Dvärgbägarlav (NT)</w:t>
-      </w:r>
-      <w:r>
-        <w:t xml:space="preserve"> förekommer över hela Sverige på gammal hård ved, huvudsakligen på tall men i södra Sverige även på ek. Veden utgörs framförallt av grova stubbar, lågor och grenar. Substratet har blivit sällsyntare och nybildning av substrat sker bara i begränsad omfattning. Arten hotas av att grova lågor blir allt sällsyntare i dagens kulturskogar samt att nybildningen av lämpliga substrat går mycket långsamt. En riklig tillgång på gamla tall- eller eklågor måste säkerställas på artens lokaler (SLU Artdatabanken, 2024; Nitare &amp; Skogsstyrelsen, 2019).</w:t>
+        <w:t>Nedan presenteras relevanta utdrag ur standarderna för FSC, Chain of Custody, Controlled Wood och PEFC.</w:t>
       </w:r>
     </w:p>
     <w:p>
       <w:r>
-        <w:rPr>
-          <w:b/>
-        </w:rPr>
-        <w:t>Goliatmusseron (VU)</w:t>
-      </w:r>
-      <w:r>
-        <w:t xml:space="preserve"> är en mykorrhizasvamp knuten till gammal tall på sandig eller grusig mark, främst ljusöppna torra lavtallhedar där svampen växer bland renlavar och lingon. Mager, sandig och brandpräglad tallskog med lång trädkontinuitet bör undantas från trakthyggesbruk och inte kalavverkas. Goliatmusseron är placerad högst upp i Skogsstyrelsens värdepyramid för bedömning av skog med höga naturvärden och den är globalt rödlistad som sårbar (VU) vilket innebär att Sverige har ett internationellt ansvar för arten (SLU Artdatabanken, 2024; Nitare &amp; Skogsstyrelsen, 2019; IUCN, 2020).</w:t>
-      </w:r>
-    </w:p>
-    <w:p>
-      <w:r>
-        <w:rPr>
-          <w:b/>
-        </w:rPr>
-        <w:t>Granticka (NT)</w:t>
-      </w:r>
-      <w:r>
-        <w:t xml:space="preserve"> förekommer främst i äldre skogar med naturskogskaraktär, liksom i dimensionsavverkade och plockhuggna skogar. I äldre grannaturskog i norra Sverige är den alltjämt en förhållandevis vanlig karaktärsart, medan den längre söderut blir allt mer sällsynt. I Götaland och delar av Svealand är den en god signalart för skyddsvärda granskogsmiljöer. Arten bedöms ha minskat starkt under senare år på grund av skogsavverkningar, då den framför allt växer i äldre granskog med långvarig grankontinuitet. I urskogsliknande bestånd i norra Sverige kan ibland påträffas den mycket sällsynta tickan grantickeporing (VU), som lever på döda grantickor (SLU Artdatabanken, 2024; Nitare &amp; Skogsstyrelsen, 2019).</w:t>
-      </w:r>
-    </w:p>
-    <w:p>
-      <w:r>
-        <w:rPr>
-          <w:b/>
-        </w:rPr>
-        <w:t>Jättemusseron (VU)</w:t>
-      </w:r>
-      <w:r>
-        <w:t xml:space="preserve"> bildar mykorrhiza med tall, i äldre lavtallskog och hällmarkstallskog. Den visar på såväl sandtallskogar som hällmarkstallskogar med långvarig tallkontinuitet och svampen är sannolikt en kvarleva (relikt) på sina samtliga växtplatser. Arten är placerad högst upp i Skogsstyrelsens värdepyramid för bedömning av skog med höga naturvärden och slutavverkning bör tills vidare undvikas i skogsbestånd där arten är känd. Jättemusseron är globalt rödlistad som sårbar (VU) och Sverige och Norge har sannolikt merparten av den europeiska populationen och därmed ett särskilt ansvar för dess bevarande (IUCN, 2025; SLU Artdatabanken, 2024; Nitare &amp; Skogsstyrelsen, 2019).</w:t>
-      </w:r>
-    </w:p>
-    <w:p>
-      <w:r>
-        <w:rPr>
-          <w:b/>
-        </w:rPr>
-        <w:t xml:space="preserve">Orange taggsvamp (NT) </w:t>
-      </w:r>
-      <w:r>
-        <w:t>bildar mykorrhiza med både gran och tall och den förekommer främst i äldre barrskogar med kontinuitetsskogskaraktär. Mest frekvent är den i äldre mossrik granskog, men då bara i skogar inom granens naturliga utbredningsområde och i bestånd med långvarig grankontinuitet. Den totala populationen i landet bedöms ha minskat kraftigt och fortsatt kommer att minska då arten är knuten till en produktiv skogsmiljö som successivt avverkas. Arten hotas främst av skogsavverkning och tycks försvinna efter slutavverkning, markberedning och plantering och det är inte känt att arten har återkommit i anlagd skog på tidigare kalmark (SLU Artdatabanken, 2024).</w:t>
-      </w:r>
-    </w:p>
-    <w:p>
-      <w:r>
-        <w:rPr>
-          <w:b/>
-        </w:rPr>
-        <w:t xml:space="preserve">Skrovlig taggsvamp (NT) </w:t>
-      </w:r>
-      <w:r>
-        <w:t>bildar mykorrhiza med tall i äldre tallskog, framför allt på tallhed. Den växer huvudsakligen i äldre barrskog som hotas av slutavverkning. Genom att äldre barrskogar och naturskogar blir allt sällsyntare, missgynnas arten av skogsbruk. Arten ingår i ett åtgärdsprogram för hotade arter (ÅGP) och en långsiktig tillgång till svampens värdträd behöver säkras genom att växtplatserna undantas från avverkning. Skrovlig taggsvamp är globalt rödlistad som nära hotad (NT) vilket innebär att Sverige har ett internationellt ansvar för arten (IUCN, 2025; SLU Artdatabanken, 2024; Nitare, 2006).</w:t>
-      </w:r>
-    </w:p>
-    <w:p>
-      <w:r>
-        <w:rPr>
-          <w:b/>
-        </w:rPr>
-        <w:t xml:space="preserve">Tallfingersvamp </w:t>
-      </w:r>
-      <w:r>
-        <w:t>bildar mykorrhiza med tall och gran i barrskog, framför allt sandtallskog men även i annan näringsfattig barrskog. Arten är en av landets vanligaste korallfingersvampar i äldre barrskog. Trots detta är den troligen minskande då den i huvudsak är knuten till äldre skog, främst kontinuitetsbarrskogar. Slutavverkning, gödsling eller exploatering måste undvikas (SLU Artdatabanken, 2024).</w:t>
-      </w:r>
-    </w:p>
-    <w:p>
-      <w:r>
-        <w:rPr>
-          <w:b/>
-        </w:rPr>
-        <w:t xml:space="preserve">Talltaggsvamp (NT) </w:t>
-      </w:r>
-      <w:r>
-        <w:t>förekommer främst i tallnaturskogar eller tallskogar av kontinuitetsskogskaraktär där den bildar mykorrhiza med tall. Särskilt frekvent är den i sandtallskogar med inslag av gamla träd, t.ex. på grusåsar, stränder och sandhedar. Arten hotas främst av skogsavverkning och tycks försvinna efter slutavverkning, markberedning och plantering. Talltaggsvamp är globalt rödlistad som nära hotad (NT) vilket innebär att Sverige har ett internationellt ansvar för arten (IUCN, 2025; SLU Artdatabanken, 2024).</w:t>
-      </w:r>
-    </w:p>
-    <w:p>
-      <w:r>
-        <w:rPr>
-          <w:b/>
-        </w:rPr>
-        <w:t xml:space="preserve">Tallticka (NT) </w:t>
-      </w:r>
-      <w:r>
-        <w:t>uppträder först på tallar som är 100–150 år gamla men är vanligast på träd som är runt 150–200 år eller äldre. I skogslandskapet är den främst knuten till tallnaturskogar och restbiotoper med biologiskt gamla träd och signalerar vanligtvis skyddsvärda tallbestånd med höga naturvärden (SLU Artdatabanken, 2023; Nitare &amp; Skogsstyrelsen, 2019).</w:t>
-      </w:r>
-    </w:p>
-    <w:p>
-      <w:r>
-        <w:rPr>
-          <w:b/>
-        </w:rPr>
-        <w:t xml:space="preserve">Vaddporing (NT) </w:t>
-      </w:r>
-      <w:r>
-        <w:t>är en brunrötande vednedbrytare som hittas på undersidan av liggande murken tallved i olika former. Substratet utgörs framför allt av den typ av hård, kådimpregnerad och ofta kolad tallved som skapas i brandpräglad skog. Vedtypen nybildas i mycket liten omfattning och det är sannolikt att arten upplever en utdöendeskuld. För att garantera artens fortlevnad bör man både säkra att artens växtplatser hålls intakta samt att långsiktigt säkerställa att ny ved tillkommer, allra helst i omedelbar anslutning till artens växtplatser. Skoglig gallring och annat uttag av virke innebär ett hot mot arten (SLU Artdatabanken, 2024).</w:t>
+        <w:t>Vi förväntar oss att ni återkommer med ett skriftligt svar på vårt klagomål och även beskriver vilka korrigerande åtgärder ni satt in för att rätta till identifierade brister i er efterlevnad av den svenska FSC standarden.</w:t>
       </w:r>
     </w:p>
     <w:p>
@@ -372,6 +239,263 @@
         <w:pStyle w:val="Heading1"/>
       </w:pPr>
       <w:r>
+        <w:t>Naturvårdsarter och fridlysta arter</w:t>
+      </w:r>
+    </w:p>
+    <w:p>
+      <w:r>
+        <w:t>Nedan följer beskrivningar av de naturvårdsarter och fridlysta arter som har sina livsmiljöer och växtplatser i den avverkningsanmälda skogen. Se även ytterligare artfakta i BILAGA 1. De påträffade naturvårdsarterna är ett tydligt kvitto på att det rör sig om en skog med höga naturvärden.</w:t>
+      </w:r>
+    </w:p>
+    <w:p>
+      <w:r>
+        <w:rPr>
+          <w:b/>
+        </w:rPr>
+        <w:t>Goliatmusseron (VU)</w:t>
+      </w:r>
+      <w:r>
+        <w:t xml:space="preserve"> är en mykorrhizasvamp knuten till gammal tall på sandig eller grusig mark, främst ljusöppna torra lavtallhedar där svampen växer bland renlavar och lingon. Mager, sandig och brandpräglad tallskog med lång trädkontinuitet bör undantas från trakthyggesbruk och inte kalavverkas. Goliatmusseron är placerad högst upp i Skogsstyrelsens värdepyramid för bedömning av skog med höga naturvärden och den är globalt rödlistad som sårbar (VU) vilket innebär att Sverige har ett internationellt ansvar för arten. Goliatmusseron är typisk art för </w:t>
+      </w:r>
+      <w:r>
+        <w:rPr>
+          <w:i/>
+        </w:rPr>
+        <w:t>9010 Taiga</w:t>
+      </w:r>
+      <w:r>
+        <w:t xml:space="preserve"> (SLU Artdatabanken, 2024; Nitare &amp; Skogsstyrelsen, 2019; IUCN, 2020).</w:t>
+      </w:r>
+    </w:p>
+    <w:p>
+      <w:r>
+        <w:rPr>
+          <w:b/>
+        </w:rPr>
+        <w:t>Jättemusseron (VU)</w:t>
+      </w:r>
+      <w:r>
+        <w:t xml:space="preserve"> bildar mykorrhiza med tall, i äldre lavtallskog och hällmarkstallskog. Den visar på såväl sandtallskogar som hällmarkstallskogar med långvarig tallkontinuitet och svampen är sannolikt en kvarleva (relikt) på sina samtliga växtplatser. Arten är placerad högst upp i Skogsstyrelsens värdepyramid för bedömning av skog med höga naturvärden och slutavverkning bör tills vidare undvikas i skogsbestånd där arten är känd. Jättemusseron är globalt rödlistad som sårbar (VU) och Sverige och Norge har sannolikt merparten av den europeiska populationen och därmed ett särskilt ansvar för dess bevarande (IUCN, 2025; SLU Artdatabanken, 2024; Nitare &amp; Skogsstyrelsen, 2019).</w:t>
+      </w:r>
+    </w:p>
+    <w:p>
+      <w:r>
+        <w:rPr>
+          <w:b/>
+        </w:rPr>
+        <w:t xml:space="preserve">Skrovlig taggsvamp (VU) </w:t>
+      </w:r>
+      <w:r>
+        <w:t>bildar mykorrhiza med tall i äldre tallskog, framför allt på tallhed. Den växer huvudsakligen i äldre barrskog som hotas av slutavverkning. Genom att äldre barrskogar och naturskogar blir allt sällsyntare, missgynnas arten av skogsbruk. Arten ingår i ett åtgärdsprogram för hotade arter (ÅGP) och en långsiktig tillgång till svampens värdträd behöver säkras genom att växtplatserna undantas från avverkning. Skrovlig taggsvamp är globalt rödlistad som nära hotad (NT) vilket innebär att Sverige har ett internationellt ansvar för arten (IUCN, 2025; SLU Artdatabanken, 2026; Nitare, 2006).</w:t>
+      </w:r>
+    </w:p>
+    <w:p>
+      <w:r>
+        <w:rPr>
+          <w:b/>
+        </w:rPr>
+        <w:t xml:space="preserve">Blå taggsvamp (NT) </w:t>
+      </w:r>
+      <w:r>
+        <w:t xml:space="preserve">är en karaktärsart i såväl örtrika kalkbarrskogar som i torra sandtallskogar där det föreligger gammal skog med långvarig trädkontinuitet. Är sällsynt och mycket kravfull i södra och mellersta Sverige. Den hotas främst av skogsavverkning och tycks försvinna efter slutavverkning, markberedning och plantering. I kalkgranskogar verkar arten vara mycket känslig. Granskogar med arten bör formellt skydddas. Blå taggsvamp (NT) är typisk art för </w:t>
+      </w:r>
+      <w:r>
+        <w:rPr>
+          <w:i/>
+        </w:rPr>
+        <w:t>9010 Taiga</w:t>
+      </w:r>
+      <w:r>
+        <w:t xml:space="preserve"> (SLU Artdatabanken, 2024; Nitare &amp; Skogsstyrelsen, 2019).</w:t>
+      </w:r>
+    </w:p>
+    <w:p>
+      <w:r>
+        <w:rPr>
+          <w:b/>
+        </w:rPr>
+        <w:t>Dropptaggsvamp (NT)</w:t>
+      </w:r>
+      <w:r>
+        <w:t xml:space="preserve"> bildar mykorrhiza med tall, främst i barrskog med trädkontinuitet, i magra, torra och ljusöppna lavtallskogar och i barrblandskogar med friskmossor och lingon i fältskiktet. Den totala populationen i landet har minskat och bedöms fortsätta minska till följd av slutavverkningar av tallskog. Det är högst oklart om arten långsiktigt kan etablera och reproducera sig i skogsbestånd som brukas med trakthyggesmetoder, markberedning, gödsling eller föryngring med förädlat plantmaterial. Uppfyller kriterierna för att bli rödlistad på grund av ny kunskap som visar att en större andel av populationen än tidigare bedömt är knuten till kontinuitetsbarrskog. Minskningstakten för den svenska populationen bedöms vara nära gränsvärdet för Sårbar (VU). Dropptaggsvamp är typisk art för </w:t>
+      </w:r>
+      <w:r>
+        <w:rPr>
+          <w:i/>
+        </w:rPr>
+        <w:t xml:space="preserve">9010 Taiga </w:t>
+      </w:r>
+      <w:r>
+        <w:t>(SLU Artdatabanken, 2026).</w:t>
+      </w:r>
+    </w:p>
+    <w:p>
+      <w:r>
+        <w:rPr>
+          <w:b/>
+        </w:rPr>
+        <w:t>Dvärgbägarlav (NT)</w:t>
+      </w:r>
+      <w:r>
+        <w:t xml:space="preserve"> förekommer över hela Sverige på gammal hård ved, huvudsakligen på tall men i södra Sverige även på ek. Veden utgörs framförallt av grova stubbar, lågor och grenar. Substratet har blivit sällsyntare och nybildning av substrat sker bara i begränsad omfattning. Arten hotas av att grova lågor blir allt sällsyntare i dagens kulturskogar samt att nybildningen av lämpliga substrat går mycket långsamt. En riklig tillgång på gamla tall- eller eklågor måste säkerställas på artens lokaler. Dvärgbägarlav är typisk art för </w:t>
+      </w:r>
+      <w:r>
+        <w:rPr>
+          <w:i/>
+        </w:rPr>
+        <w:t>9010 Taiga</w:t>
+      </w:r>
+      <w:r>
+        <w:t xml:space="preserve"> (SLU Artdatabanken, 2024; Nitare &amp; Skogsstyrelsen, 2019).</w:t>
+      </w:r>
+    </w:p>
+    <w:p>
+      <w:r>
+        <w:rPr>
+          <w:b/>
+        </w:rPr>
+        <w:t xml:space="preserve">Motaggsvamp (NT) </w:t>
+      </w:r>
+      <w:r>
+        <w:t xml:space="preserve">bildar mykorrhiza med tall i tallskog och hittas huvudsakligen i äldre, glesare skogsbestånd och hällmarksimpediment. Arten hotas främst av skogsavverkning och tycks försvinna efter slutavverkning, markberedning och plantering. Motaggsvamp är typisk art för </w:t>
+      </w:r>
+      <w:r>
+        <w:rPr>
+          <w:i/>
+        </w:rPr>
+        <w:t>9010 Taiga</w:t>
+      </w:r>
+      <w:r>
+        <w:t xml:space="preserve"> (SLU Artdatabanken, 2024).</w:t>
+      </w:r>
+    </w:p>
+    <w:p>
+      <w:r>
+        <w:rPr>
+          <w:b/>
+        </w:rPr>
+        <w:t xml:space="preserve">Orange taggsvamp (NT) </w:t>
+      </w:r>
+      <w:r>
+        <w:t xml:space="preserve">bildar mykorrhiza med både gran och tall och den förekommer främst i äldre barrskogar med kontinuitetsskogskaraktär. Mest frekvent är den i äldre mossrik granskog, men då bara i skogar inom granens naturliga utbredningsområde och i bestånd med långvarig grankontinuitet. Den totala populationen i landet bedöms ha minskat kraftigt och fortsatt kommer att minska då arten är knuten till en produktiv skogsmiljö som successivt avverkas. Arten hotas främst av skogsavverkning och tycks försvinna efter slutavverkning, markberedning och plantering och det är inte känt att arten har återkommit i anlagd skog på tidigare kalmark. Orange taggsvamp är typisk art för </w:t>
+      </w:r>
+      <w:r>
+        <w:rPr>
+          <w:i/>
+        </w:rPr>
+        <w:t>9010 Taiga</w:t>
+      </w:r>
+      <w:r>
+        <w:t xml:space="preserve"> (SLU Artdatabanken, 2024).</w:t>
+      </w:r>
+    </w:p>
+    <w:p>
+      <w:r>
+        <w:rPr>
+          <w:b/>
+        </w:rPr>
+        <w:t xml:space="preserve">Skarp dropptaggsvamp (NT) </w:t>
+      </w:r>
+      <w:r>
+        <w:t>bildar mykorrhiza med både gran och tall, främst i barrskogar med trädkontinuitet. Arten uppträder dels i näringsrik kalkbarrskog och dels i sur lavtallskog. Kalkbarrskogarna är ofta grandominerade, olikåldriga och skiktade på frisk mark med ett örtrikt vegetationsskikt. Lavtallskogarna är i regel magra, torra, ljusöppna och ofta brandpräglade. Den totala populationen i landet har minskat och bedöms fortsätta minska till följd av avverkning av äldre barrskogar. Arten har begränsad förmåga att återetablera sig efter slutavverkning eller andra storskaliga skogsbruksåtgärder. Det saknas indikationer på att arten långsiktigt kan etablera eller reproducera sig i skogsbestånd som brukas med metoder som trakthyggesbruk, markberedning, gödsling eller föryngring med förädlat plantmaterial. Minskningstakten för den svenska populationen bedöms vara nära gränsvärdet för Sårbar (VU) (SLU Artdatabanken, 2026).</w:t>
+      </w:r>
+    </w:p>
+    <w:p>
+      <w:r>
+        <w:rPr>
+          <w:b/>
+        </w:rPr>
+        <w:t xml:space="preserve">Tallfingersvamp (NT) </w:t>
+      </w:r>
+      <w:r>
+        <w:t>bildar mykorrhiza med tall och gran i äldre barrskog, framför allt sandtallskog men även i annan näringsfattig barrskog, huvudsakligen i äldre kontinuitetsskog. Den totala populationen i landet har minskat och bedöms fortsätta minska till följd av avverkning av barrskogar med trädkontinuitet. Minskningstakten för den svenska populationen bedöms vara nära gränsvärdet för Sårbar (VU). Slutavverkning, gödsling eller exploatering måste undvikas (SLU Artdatabanken, 2026).</w:t>
+      </w:r>
+    </w:p>
+    <w:p>
+      <w:r>
+        <w:rPr>
+          <w:b/>
+        </w:rPr>
+        <w:t xml:space="preserve">Talltaggsvamp (NT) </w:t>
+      </w:r>
+      <w:r>
+        <w:t>förekommer främst i tallnaturskogar eller tallskogar av kontinuitetsskogskaraktär där den bildar mykorrhiza med tall. Särskilt frekvent är den i sandtallskogar med inslag av gamla träd, t.ex. på grusåsar, stränder och sandhedar. Arten hotas främst av skogsavverkning och tycks försvinna efter slutavverkning, markberedning och plantering. Talltaggsvamp är globalt rödlistad som nära hotad (NT) vilket innebär att Sverige har ett internationellt ansvar för arten (IUCN, 2025; SLU Artdatabanken, 2024).</w:t>
+      </w:r>
+    </w:p>
+    <w:p>
+      <w:r>
+        <w:rPr>
+          <w:b/>
+        </w:rPr>
+        <w:t xml:space="preserve">Tallticka (NT) </w:t>
+      </w:r>
+      <w:r>
+        <w:t xml:space="preserve">uppträder först på tallar som är 100–150 år gamla men är vanligast på träd som är runt 150–200 år eller äldre. I skogslandskapet är den främst knuten till tallnaturskogar och restbiotoper med biologiskt gamla träd och signalerar vanligtvis skyddsvärda tallbestånd med höga naturvärden. Tallticka är typisk art för </w:t>
+      </w:r>
+      <w:r>
+        <w:rPr>
+          <w:i/>
+        </w:rPr>
+        <w:t xml:space="preserve">9010 Taiga </w:t>
+      </w:r>
+      <w:r>
+        <w:t xml:space="preserve">och </w:t>
+      </w:r>
+      <w:r>
+        <w:rPr>
+          <w:i/>
+        </w:rPr>
+        <w:t>9060 Åsbarrskog</w:t>
+      </w:r>
+      <w:r>
+        <w:t xml:space="preserve"> (SLU Artdatabanken, 2023; Nitare &amp; Skogsstyrelsen, 2019).</w:t>
+      </w:r>
+    </w:p>
+    <w:p>
+      <w:r>
+        <w:rPr>
+          <w:b/>
+        </w:rPr>
+        <w:t>Tretåig hackspett (NT, §4)</w:t>
+      </w:r>
+      <w:r>
+        <w:t xml:space="preserve"> är rödlistad som nära hotad och ingår i bilaga 1 i EU:s fågeldirektiv. Tretåig hackspett är för sin överlevnad beroende av kontinuerlig tillförsel av äldre döende och död ved, som sker genom naturliga självgallringsprocesser i äldre grannaturskogar och barrblandade naturskogar. Om en skog genom skogsbruk gallras eller glesas ur så upphör och uteblir i stort sett den naturliga självgallringsprocessen för mycket lång tid framöver vilket omöjliggör upprätthållandet av den kontinuerliga ekologiska funktionen i ett område. Det finns studier som visar att naturskogens självgallringsprocess som den tretåiga hackspetten är beroende av, inte kan ersättas med efterlämnad hänsyn i skogsbruket (Imbeau &amp; Desrochers, 2002). Storleken på häckningsreviret varierar med skogstypen, förekomsten av död ved och graden av fragmentering, men är i allmänhet i storleksordningen 25–100 hektar. Vintertid krävs ofta betydligt större områden och det finns studier som antyder att arten behöver minst 100 hektar äldre skog. I områden med låg bonitet kan det behövas över 200 hektar lämpligt habitat för att ett par ska kunna reproducera sig. Områden med dokumenterad permanent förekomst i naturskogsmiljöer har vanligen så stora naturvärden att skogsbruk är olämpligt. Tretåig hackspett är typisk art för </w:t>
+      </w:r>
+      <w:r>
+        <w:rPr>
+          <w:i/>
+        </w:rPr>
+        <w:t xml:space="preserve">9010 Taiga, 9740 Skogsbevuxen myr, 9030 Landhöjningsskog </w:t>
+      </w:r>
+      <w:r>
+        <w:t xml:space="preserve">och </w:t>
+      </w:r>
+      <w:r>
+        <w:rPr>
+          <w:i/>
+        </w:rPr>
+        <w:t>9040 Fjällbjörkskog</w:t>
+      </w:r>
+      <w:r>
+        <w:t xml:space="preserve"> (Skogsstyrelsen, 2016; SLU Artdatabanken, 2024).</w:t>
+      </w:r>
+    </w:p>
+    <w:p>
+      <w:r>
+        <w:rPr>
+          <w:b/>
+        </w:rPr>
+        <w:t xml:space="preserve">Vaddporing (NT) </w:t>
+      </w:r>
+      <w:r>
+        <w:t>är en brunrötande vednedbrytare som hittas på undersidan av liggande murken tallved i olika former. Substratet utgörs framför allt av den typ av hård, kådimpregnerad och ofta kolad tallved som skapas i brandpräglad skog. Vedtypen nybildas i mycket liten omfattning och det är sannolikt att arten upplever en utdöendeskuld. För att garantera artens fortlevnad bör man både säkra att artens växtplatser hålls intakta samt att långsiktigt säkerställa att ny ved tillkommer, allra helst i omedelbar anslutning till artens växtplatser. Skoglig gallring och annat uttag av virke innebär ett hot mot arten (SLU Artdatabanken, 2024).</w:t>
+      </w:r>
+    </w:p>
+    <w:p>
+      <w:pPr>
+        <w:pStyle w:val="Heading1"/>
+      </w:pPr>
+      <w:r>
         <w:t>Certifiering</w:t>
       </w:r>
     </w:p>
@@ -419,6 +543,22 @@
       <w:r>
         <w:t>I den avverkningsanmälda skogen har fridlysta arter sina livsmiljöer och växtplatser. Att skada de fridlysta arternas livsmiljöer, växtplatser eller ekologiska funktion är inte tillåtet enligt artskyddsförordningen.</w:t>
       </w:r>
+      <w:r>
+        <w:rPr>
+          <w:i/>
+        </w:rPr>
+        <w:t xml:space="preserve"> EU:s medlemsländer och skogsbolag är skyldiga att agera i enlighet med EU:s fågeldirektiv där det uttryckligen står att direktivet gäller för fåglar samt för deras ägg, bon och </w:t>
+      </w:r>
+      <w:r>
+        <w:rPr>
+          <w:b/>
+          <w:i/>
+        </w:rPr>
+        <w:t xml:space="preserve">livsmiljöer </w:t>
+      </w:r>
+      <w:r>
+        <w:t>(artikel 1). Vidare att de åtgärder som vidtas inte får leda till en försämring av den nuvarande situationen beträffande bevarandet av de fågelarter som avses i artikel 1 (artikel 13).</w:t>
+      </w:r>
     </w:p>
     <w:p>
       <w:r>
@@ -457,7 +597,7 @@
         <w:rPr>
           <w:i/>
         </w:rPr>
-        <w:t>I det avverkningsanmälda skogsområdet har 13 naturvårdsarter varav 10 rödlistade arter sina livsmiljöer och växtplatser.</w:t>
+        <w:t>I det avverkningsanmälda skogsområdet har 14 naturvårdsarter varav 14 rödlistade arter sina livsmiljöer och växtplatser.</w:t>
       </w:r>
     </w:p>
     <w:p>
@@ -642,6 +782,220 @@
           <w:i/>
         </w:rPr>
         <w:t>I den avverkningsanmälda skogen har fridlysta arter sina livsmiljöer och växtplatser. Att skada de fridlysta arternas livsmiljöer, växtplatser eller ekologiska funktion är inte tillåtet enligt artskyddsförordningen</w:t>
+      </w:r>
+    </w:p>
+    <w:p>
+      <w:r>
+        <w:br w:type="page"/>
+      </w:r>
+    </w:p>
+    <w:p>
+      <w:pPr>
+        <w:pStyle w:val="Title"/>
+      </w:pPr>
+      <w:r>
+        <w:t>BILAGA 1 – Fridlysta arter</w:t>
+      </w:r>
+    </w:p>
+    <w:p>
+      <w:pPr>
+        <w:pStyle w:val="Heading1"/>
+      </w:pPr>
+      <w:r>
+        <w:t>Tretåig hackspett – ekologi samt krav på livsmiljön</w:t>
+      </w:r>
+    </w:p>
+    <w:p>
+      <w:r>
+        <w:t xml:space="preserve">Tretåig hackspett (NT) är fridlyst enligt §4 Artskyddsförordningen och finns med som prioriterad art i Skogsstyrelsen vägledning för skogsbruket (bilaga 4 till SVL). I vägledningen står bland annat att: </w:t>
+      </w:r>
+      <w:r>
+        <w:rPr>
+          <w:i/>
+        </w:rPr>
+        <w:t xml:space="preserve">“Tretåig hackspett har stora arealkrav och höga krav på sin livsmiljö. Omdaningen av naturskogar till kulturskogar medför en förlust av viktiga miljöer, något som förstärks av ökad fragmentering till följd av avverkningar.” </w:t>
+      </w:r>
+      <w:r>
+        <w:t xml:space="preserve">Vidare att: </w:t>
+      </w:r>
+      <w:r>
+        <w:rPr>
+          <w:i/>
+        </w:rPr>
+        <w:t>“Områden med dokumenterad permanent förekomst i naturskogsmiljöer har vanligen så stora naturvärden att skogsbruk är olämpligt”</w:t>
+      </w:r>
+      <w:r>
+        <w:t xml:space="preserve"> (SLU Artdatabanken, 2024; Skogsstyrelsen, 2016)</w:t>
+      </w:r>
+      <w:r>
+        <w:rPr>
+          <w:i/>
+        </w:rPr>
+        <w:t>.</w:t>
+      </w:r>
+    </w:p>
+    <w:p>
+      <w:r>
+        <w:t>Tretåig hackspett är beroende av större sammanhängande naturskogar med kontinuerlig tillgång och nybildning av död ved och fragmentering av livsmiljöerna utgör ett stort hot mot arten (se exempelvis Stachura-Skierczynska et al., 2009; Wesolowski et al., 2005; Butler et al., 2004; Pakkala et al., 2002; Amcoff et al., 1996; Virkkala, 1991). Det finns studier som visar att naturskogens självgallringsprocess som den tretåiga hackspetten är beroende av, inte kan ersättas med efterlämnad hänsyn i skogsbruket (Imbeau &amp; Desrochers, 2002).</w:t>
+      </w:r>
+    </w:p>
+    <w:p>
+      <w:r>
+        <w:t>Permanenta revir av tretåig hackspett karaktäriseras ofta av artens typiska ringformigt ordnade hackmärken på framför allt gamla granar. För att säkerställa att inte revir av tretåig hackspett drabbas av avverkningsplanerna bör en inventering göras i området både under häckningstid och under vintern, då arten utnyttjar betydligt större områden än under sommarens häckningsrevir. Storleken på häckningsreviret varierar med skogstypen, förekomsten av död ved och graden av fragmentering, men är i allmänhet i storleksordningen 25–100 hektar (SLU Artdatabanken, 2024; Skogsstyrelsen, 2016).</w:t>
+      </w:r>
+    </w:p>
+    <w:p>
+      <w:r>
+        <w:t xml:space="preserve">Förutom fridlysning enligt §4 Artskyddsförordningen är tretåig hackspett även förtecknad i EU:s fågeldirektiv bilaga 1. Den är typisk art för </w:t>
+      </w:r>
+      <w:r>
+        <w:rPr>
+          <w:i/>
+        </w:rPr>
+        <w:t xml:space="preserve">9010 Taiga, 9740 Skogsbevuxen myr, 9030 Landhöjningsskog </w:t>
+      </w:r>
+      <w:r>
+        <w:t xml:space="preserve">och </w:t>
+      </w:r>
+      <w:r>
+        <w:rPr>
+          <w:i/>
+        </w:rPr>
+        <w:t>9040 Fjällbjörkskog</w:t>
+      </w:r>
+      <w:r>
+        <w:t xml:space="preserve"> samt ingår i Natura 2000 och är förtecknad i Bernkonventionen bilaga II (strikt skyddade djurarter) (SLU Artdatabanken, 2024; Skogsstyrelsen, 2016).</w:t>
+      </w:r>
+    </w:p>
+    <w:p>
+      <w:pPr>
+        <w:pStyle w:val="Heading2"/>
+      </w:pPr>
+      <w:r>
+        <w:t>Referenser – tretåig hackspett</w:t>
+      </w:r>
+    </w:p>
+    <w:p>
+      <w:r>
+        <w:t xml:space="preserve">Amcoff, M. &amp; Eriksson, P. 1996. </w:t>
+      </w:r>
+      <w:r>
+        <w:rPr>
+          <w:i/>
+        </w:rPr>
+        <w:t xml:space="preserve">Förekomst av tretåig hackspett Picoides tridactylus på bestånds- och landskapsnivå. </w:t>
+      </w:r>
+      <w:r>
+        <w:t>Ornis Svecica 6: 107–119.</w:t>
+      </w:r>
+    </w:p>
+    <w:p>
+      <w:r>
+        <w:t xml:space="preserve">Butler, R., Angelstam, P., Ekelund, P. &amp; Schlaeffer, R. 2004. </w:t>
+      </w:r>
+      <w:r>
+        <w:rPr>
+          <w:i/>
+        </w:rPr>
+        <w:t xml:space="preserve">Dead wood threshold values for the three-toed woodpecker presence in boreal and sub-Alpine forest. </w:t>
+      </w:r>
+      <w:r>
+        <w:t>Biological conservation 119(3): 305–318.</w:t>
+      </w:r>
+    </w:p>
+    <w:p>
+      <w:r>
+        <w:t xml:space="preserve">Imbeau, L. &amp; Desrochers, A. 2002. </w:t>
+      </w:r>
+      <w:r>
+        <w:rPr>
+          <w:i/>
+        </w:rPr>
+        <w:t xml:space="preserve">Foraging Ecology and Use of Drumming Trees by Three-Toed Woodpeckers. </w:t>
+      </w:r>
+      <w:r>
+        <w:t>The Journal of Wildlife Management. Vol. 66, No. 1 (Jan., 2002), pp. 222–231.</w:t>
+      </w:r>
+    </w:p>
+    <w:p>
+      <w:r>
+        <w:t xml:space="preserve">Pakkala, T., Hanski, I. &amp; Tomppo, E. 2002. </w:t>
+      </w:r>
+      <w:r>
+        <w:rPr>
+          <w:i/>
+        </w:rPr>
+        <w:t xml:space="preserve">Spatial ecology of the three-toed woodpecker in managed forest landscapes. </w:t>
+      </w:r>
+      <w:r>
+        <w:t>Silva Fennica 36(1): 279–288.</w:t>
+      </w:r>
+    </w:p>
+    <w:p>
+      <w:r>
+        <w:t xml:space="preserve">Skogsstyrelsen, 2016. </w:t>
+      </w:r>
+      <w:r>
+        <w:rPr>
+          <w:i/>
+        </w:rPr>
+        <w:t>Vägledning för hänsyn till fåglar – Tretåig hackspett.</w:t>
+      </w:r>
+    </w:p>
+    <w:p>
+      <w:r>
+        <w:t xml:space="preserve">SLU Artdatabanken, 2024. </w:t>
+      </w:r>
+      <w:r>
+        <w:rPr>
+          <w:i/>
+        </w:rPr>
+        <w:t xml:space="preserve">Artfaktablad. Naturvård – artfakta. </w:t>
+      </w:r>
+      <w:r>
+        <w:t>SLU Artdatabanken, Uppsala.</w:t>
+      </w:r>
+    </w:p>
+    <w:p>
+      <w:r>
+        <w:t xml:space="preserve">Stachura-Skierczynska, K., Tumiel, T. &amp; Skierczynski, M. 2009. </w:t>
+      </w:r>
+      <w:r>
+        <w:rPr>
+          <w:i/>
+        </w:rPr>
+        <w:t xml:space="preserve">Habitat prediction model for three-toed woodpecker and its implications for the conservation of biologically valuable forests. </w:t>
+      </w:r>
+      <w:r>
+        <w:t>Forest Ecology and Management 258(5): 697–703.</w:t>
+      </w:r>
+    </w:p>
+    <w:p>
+      <w:r>
+        <w:t xml:space="preserve">Virkkala, R. 1991. </w:t>
+      </w:r>
+      <w:r>
+        <w:rPr>
+          <w:i/>
+        </w:rPr>
+        <w:t xml:space="preserve">Population trends of forest birds in a Finnish Lapland landscape of large habitat blocks – Consequences of stochastic environmental variation or regional habitat alteration. </w:t>
+      </w:r>
+      <w:r>
+        <w:t>Biological conservation 56(2): 223–240.</w:t>
+      </w:r>
+    </w:p>
+    <w:p>
+      <w:r>
+        <w:t xml:space="preserve">Wesolowski, T., Czeszczewik, D. &amp; Rowinski, P. 2005. </w:t>
+      </w:r>
+      <w:r>
+        <w:rPr>
+          <w:i/>
+        </w:rPr>
+        <w:t xml:space="preserve">Effects of forest management on Three-toed Woodpecker Picoides tridactylus distribution in the Bialowieza Forest (NE Poland): conservation implications. </w:t>
+      </w:r>
+      <w:r>
+        <w:t>Acta Ornithologica 40(1): 53–60.</w:t>
       </w:r>
     </w:p>
     <w:sectPr>
@@ -662,7 +1016,7 @@
 </file>
 
 <file path=word/endnotes.xml><?xml version="1.0" encoding="utf-8"?>
-<w:endnotes xmlns:wpc="http://schemas.microsoft.com/office/word/2010/wordprocessingCanvas" xmlns:cx="http://schemas.microsoft.com/office/drawing/2014/chartex" xmlns:cx1="http://schemas.microsoft.com/office/drawing/2015/9/8/chartex" xmlns:cx2="http://schemas.microsoft.com/office/drawing/2015/10/21/chartex" xmlns:cx3="http://schemas.microsoft.com/office/drawing/2016/5/9/chartex" xmlns:cx4="http://schemas.microsoft.com/office/drawing/2016/5/10/chartex" xmlns:cx5="http://schemas.microsoft.com/office/drawing/2016/5/11/chartex" xmlns:cx6="http://schemas.microsoft.com/office/drawing/2016/5/12/chartex" xmlns:cx7="http://schemas.microsoft.com/office/drawing/2016/5/13/chartex" xmlns:cx8="http://schemas.microsoft.com/office/drawing/2016/5/14/chartex" xmlns:mc="http://schemas.openxmlformats.org/markup-compatibility/2006" xmlns:aink="http://schemas.microsoft.com/office/drawing/2016/ink" xmlns:am3d="http://schemas.microsoft.com/office/drawing/2017/model3d" xmlns:o="urn:schemas-microsoft-com:office:office" xmlns:oel="http://schemas.microsoft.com/office/2019/extlst" xmlns:r="http://schemas.openxmlformats.org/officeDocument/2006/relationships" xmlns:m="http://schemas.openxmlformats.org/officeDocument/2006/math" xmlns:v="urn:schemas-microsoft-com:vml" xmlns:wp14="http://schemas.microsoft.com/office/word/2010/wordprocessingDrawing" xmlns:wp="http://schemas.openxmlformats.org/drawingml/2006/wordprocessingDrawing" xmlns:w10="urn:schemas-microsoft-com:office:word" xmlns:w="http://schemas.openxmlformats.org/wordprocessingml/2006/main" xmlns:w14="http://schemas.microsoft.com/office/word/2010/wordml" xmlns:w15="http://schemas.microsoft.com/office/word/2012/wordml" xmlns:w16cex="http://schemas.microsoft.com/office/word/2018/wordml/cex" xmlns:w16cid="http://schemas.microsoft.com/office/word/2016/wordml/cid" xmlns:w16="http://schemas.microsoft.com/office/word/2018/wordml" xmlns:w16sdtdh="http://schemas.microsoft.com/office/word/2020/wordml/sdtdatahash" xmlns:w16se="http://schemas.microsoft.com/office/word/2015/wordml/symex" xmlns:wpg="http://schemas.microsoft.com/office/word/2010/wordprocessingGroup" xmlns:wpi="http://schemas.microsoft.com/office/word/2010/wordprocessingInk" xmlns:wne="http://schemas.microsoft.com/office/word/2006/wordml" xmlns:wps="http://schemas.microsoft.com/office/word/2010/wordprocessingShape" mc:Ignorable="w14 w15 w16se w16cid w16 w16cex w16sdtdh wp14">
+<w:endnotes xmlns:wpc="http://schemas.microsoft.com/office/word/2010/wordprocessingCanvas" xmlns:cx="http://schemas.microsoft.com/office/drawing/2014/chartex" xmlns:cx1="http://schemas.microsoft.com/office/drawing/2015/9/8/chartex" xmlns:cx2="http://schemas.microsoft.com/office/drawing/2015/10/21/chartex" xmlns:cx3="http://schemas.microsoft.com/office/drawing/2016/5/9/chartex" xmlns:cx4="http://schemas.microsoft.com/office/drawing/2016/5/10/chartex" xmlns:cx5="http://schemas.microsoft.com/office/drawing/2016/5/11/chartex" xmlns:cx6="http://schemas.microsoft.com/office/drawing/2016/5/12/chartex" xmlns:cx7="http://schemas.microsoft.com/office/drawing/2016/5/13/chartex" xmlns:cx8="http://schemas.microsoft.com/office/drawing/2016/5/14/chartex" xmlns:mc="http://schemas.openxmlformats.org/markup-compatibility/2006" xmlns:aink="http://schemas.microsoft.com/office/drawing/2016/ink" xmlns:am3d="http://schemas.microsoft.com/office/drawing/2017/model3d" xmlns:o="urn:schemas-microsoft-com:office:office" xmlns:oel="http://schemas.microsoft.com/office/2019/extlst" xmlns:r="http://schemas.openxmlformats.org/officeDocument/2006/relationships" xmlns:m="http://schemas.openxmlformats.org/officeDocument/2006/math" xmlns:v="urn:schemas-microsoft-com:vml" xmlns:wp14="http://schemas.microsoft.com/office/word/2010/wordprocessingDrawing" xmlns:wp="http://schemas.openxmlformats.org/drawingml/2006/wordprocessingDrawing" xmlns:w10="urn:schemas-microsoft-com:office:word" xmlns:w="http://schemas.openxmlformats.org/wordprocessingml/2006/main" xmlns:w14="http://schemas.microsoft.com/office/word/2010/wordml" xmlns:w15="http://schemas.microsoft.com/office/word/2012/wordml" xmlns:w16cex="http://schemas.microsoft.com/office/word/2018/wordml/cex" xmlns:w16cid="http://schemas.microsoft.com/office/word/2016/wordml/cid" xmlns:w16="http://schemas.microsoft.com/office/word/2018/wordml" xmlns:w16du="http://schemas.microsoft.com/office/word/2023/wordml/word16du" xmlns:w16sdtdh="http://schemas.microsoft.com/office/word/2020/wordml/sdtdatahash" xmlns:w16sdtfl="http://schemas.microsoft.com/office/word/2024/wordml/sdtformatlock" xmlns:w16se="http://schemas.microsoft.com/office/word/2015/wordml/symex" xmlns:wpg="http://schemas.microsoft.com/office/word/2010/wordprocessingGroup" xmlns:wpi="http://schemas.microsoft.com/office/word/2010/wordprocessingInk" xmlns:wne="http://schemas.microsoft.com/office/word/2006/wordml" xmlns:wps="http://schemas.microsoft.com/office/word/2010/wordprocessingShape" mc:Ignorable="w14 w15 w16se w16cid w16 w16cex w16sdtdh w16sdtfl w16du wp14">
   <w:endnote w:type="separator" w:id="-1">
     <w:p>
       <w:pPr>
@@ -687,7 +1041,7 @@
 </file>
 
 <file path=word/footer1.xml><?xml version="1.0" encoding="utf-8"?>
-<w:ftr xmlns:wpc="http://schemas.microsoft.com/office/word/2010/wordprocessingCanvas" xmlns:cx="http://schemas.microsoft.com/office/drawing/2014/chartex" xmlns:cx1="http://schemas.microsoft.com/office/drawing/2015/9/8/chartex" xmlns:cx2="http://schemas.microsoft.com/office/drawing/2015/10/21/chartex" xmlns:cx3="http://schemas.microsoft.com/office/drawing/2016/5/9/chartex" xmlns:cx4="http://schemas.microsoft.com/office/drawing/2016/5/10/chartex" xmlns:cx5="http://schemas.microsoft.com/office/drawing/2016/5/11/chartex" xmlns:cx6="http://schemas.microsoft.com/office/drawing/2016/5/12/chartex" xmlns:cx7="http://schemas.microsoft.com/office/drawing/2016/5/13/chartex" xmlns:cx8="http://schemas.microsoft.com/office/drawing/2016/5/14/chartex" xmlns:mc="http://schemas.openxmlformats.org/markup-compatibility/2006" xmlns:aink="http://schemas.microsoft.com/office/drawing/2016/ink" xmlns:am3d="http://schemas.microsoft.com/office/drawing/2017/model3d" xmlns:o="urn:schemas-microsoft-com:office:office" xmlns:oel="http://schemas.microsoft.com/office/2019/extlst" xmlns:r="http://schemas.openxmlformats.org/officeDocument/2006/relationships" xmlns:m="http://schemas.openxmlformats.org/officeDocument/2006/math" xmlns:v="urn:schemas-microsoft-com:vml" xmlns:wp14="http://schemas.microsoft.com/office/word/2010/wordprocessingDrawing" xmlns:wp="http://schemas.openxmlformats.org/drawingml/2006/wordprocessingDrawing" xmlns:w10="urn:schemas-microsoft-com:office:word" xmlns:w="http://schemas.openxmlformats.org/wordprocessingml/2006/main" xmlns:w14="http://schemas.microsoft.com/office/word/2010/wordml" xmlns:w15="http://schemas.microsoft.com/office/word/2012/wordml" xmlns:w16cex="http://schemas.microsoft.com/office/word/2018/wordml/cex" xmlns:w16cid="http://schemas.microsoft.com/office/word/2016/wordml/cid" xmlns:w16="http://schemas.microsoft.com/office/word/2018/wordml" xmlns:w16sdtdh="http://schemas.microsoft.com/office/word/2020/wordml/sdtdatahash" xmlns:w16se="http://schemas.microsoft.com/office/word/2015/wordml/symex" xmlns:wpg="http://schemas.microsoft.com/office/word/2010/wordprocessingGroup" xmlns:wpi="http://schemas.microsoft.com/office/word/2010/wordprocessingInk" xmlns:wne="http://schemas.microsoft.com/office/word/2006/wordml" xmlns:wps="http://schemas.microsoft.com/office/word/2010/wordprocessingShape" mc:Ignorable="w14 w15 w16se w16cid w16 w16cex w16sdtdh wp14">
+<w:ftr xmlns:wpc="http://schemas.microsoft.com/office/word/2010/wordprocessingCanvas" xmlns:cx="http://schemas.microsoft.com/office/drawing/2014/chartex" xmlns:cx1="http://schemas.microsoft.com/office/drawing/2015/9/8/chartex" xmlns:cx2="http://schemas.microsoft.com/office/drawing/2015/10/21/chartex" xmlns:cx3="http://schemas.microsoft.com/office/drawing/2016/5/9/chartex" xmlns:cx4="http://schemas.microsoft.com/office/drawing/2016/5/10/chartex" xmlns:cx5="http://schemas.microsoft.com/office/drawing/2016/5/11/chartex" xmlns:cx6="http://schemas.microsoft.com/office/drawing/2016/5/12/chartex" xmlns:cx7="http://schemas.microsoft.com/office/drawing/2016/5/13/chartex" xmlns:cx8="http://schemas.microsoft.com/office/drawing/2016/5/14/chartex" xmlns:mc="http://schemas.openxmlformats.org/markup-compatibility/2006" xmlns:aink="http://schemas.microsoft.com/office/drawing/2016/ink" xmlns:am3d="http://schemas.microsoft.com/office/drawing/2017/model3d" xmlns:o="urn:schemas-microsoft-com:office:office" xmlns:oel="http://schemas.microsoft.com/office/2019/extlst" xmlns:r="http://schemas.openxmlformats.org/officeDocument/2006/relationships" xmlns:m="http://schemas.openxmlformats.org/officeDocument/2006/math" xmlns:v="urn:schemas-microsoft-com:vml" xmlns:wp14="http://schemas.microsoft.com/office/word/2010/wordprocessingDrawing" xmlns:wp="http://schemas.openxmlformats.org/drawingml/2006/wordprocessingDrawing" xmlns:w10="urn:schemas-microsoft-com:office:word" xmlns:w="http://schemas.openxmlformats.org/wordprocessingml/2006/main" xmlns:w14="http://schemas.microsoft.com/office/word/2010/wordml" xmlns:w15="http://schemas.microsoft.com/office/word/2012/wordml" xmlns:w16cex="http://schemas.microsoft.com/office/word/2018/wordml/cex" xmlns:w16cid="http://schemas.microsoft.com/office/word/2016/wordml/cid" xmlns:w16="http://schemas.microsoft.com/office/word/2018/wordml" xmlns:w16du="http://schemas.microsoft.com/office/word/2023/wordml/word16du" xmlns:w16sdtdh="http://schemas.microsoft.com/office/word/2020/wordml/sdtdatahash" xmlns:w16sdtfl="http://schemas.microsoft.com/office/word/2024/wordml/sdtformatlock" xmlns:w16se="http://schemas.microsoft.com/office/word/2015/wordml/symex" xmlns:wpg="http://schemas.microsoft.com/office/word/2010/wordprocessingGroup" xmlns:wpi="http://schemas.microsoft.com/office/word/2010/wordprocessingInk" xmlns:wne="http://schemas.microsoft.com/office/word/2006/wordml" xmlns:wps="http://schemas.microsoft.com/office/word/2010/wordprocessingShape" mc:Ignorable="w14 w15 w16se w16cid w16 w16cex w16sdtdh w16sdtfl w16du wp14">
   <w:p>
     <w:pPr>
       <w:pStyle w:val="Footer"/>
@@ -697,7 +1051,7 @@
 </file>
 
 <file path=word/footer2.xml><?xml version="1.0" encoding="utf-8"?>
-<w:ftr xmlns:wpc="http://schemas.microsoft.com/office/word/2010/wordprocessingCanvas" xmlns:cx="http://schemas.microsoft.com/office/drawing/2014/chartex" xmlns:cx1="http://schemas.microsoft.com/office/drawing/2015/9/8/chartex" xmlns:cx2="http://schemas.microsoft.com/office/drawing/2015/10/21/chartex" xmlns:cx3="http://schemas.microsoft.com/office/drawing/2016/5/9/chartex" xmlns:cx4="http://schemas.microsoft.com/office/drawing/2016/5/10/chartex" xmlns:cx5="http://schemas.microsoft.com/office/drawing/2016/5/11/chartex" xmlns:cx6="http://schemas.microsoft.com/office/drawing/2016/5/12/chartex" xmlns:cx7="http://schemas.microsoft.com/office/drawing/2016/5/13/chartex" xmlns:cx8="http://schemas.microsoft.com/office/drawing/2016/5/14/chartex" xmlns:mc="http://schemas.openxmlformats.org/markup-compatibility/2006" xmlns:aink="http://schemas.microsoft.com/office/drawing/2016/ink" xmlns:am3d="http://schemas.microsoft.com/office/drawing/2017/model3d" xmlns:o="urn:schemas-microsoft-com:office:office" xmlns:oel="http://schemas.microsoft.com/office/2019/extlst" xmlns:r="http://schemas.openxmlformats.org/officeDocument/2006/relationships" xmlns:m="http://schemas.openxmlformats.org/officeDocument/2006/math" xmlns:v="urn:schemas-microsoft-com:vml" xmlns:wp14="http://schemas.microsoft.com/office/word/2010/wordprocessingDrawing" xmlns:wp="http://schemas.openxmlformats.org/drawingml/2006/wordprocessingDrawing" xmlns:w10="urn:schemas-microsoft-com:office:word" xmlns:w="http://schemas.openxmlformats.org/wordprocessingml/2006/main" xmlns:w14="http://schemas.microsoft.com/office/word/2010/wordml" xmlns:w15="http://schemas.microsoft.com/office/word/2012/wordml" xmlns:w16cex="http://schemas.microsoft.com/office/word/2018/wordml/cex" xmlns:w16cid="http://schemas.microsoft.com/office/word/2016/wordml/cid" xmlns:w16="http://schemas.microsoft.com/office/word/2018/wordml" xmlns:w16sdtdh="http://schemas.microsoft.com/office/word/2020/wordml/sdtdatahash" xmlns:w16se="http://schemas.microsoft.com/office/word/2015/wordml/symex" xmlns:wpg="http://schemas.microsoft.com/office/word/2010/wordprocessingGroup" xmlns:wpi="http://schemas.microsoft.com/office/word/2010/wordprocessingInk" xmlns:wne="http://schemas.microsoft.com/office/word/2006/wordml" xmlns:wps="http://schemas.microsoft.com/office/word/2010/wordprocessingShape" mc:Ignorable="w14 w15 w16se w16cid w16 w16cex w16sdtdh wp14">
+<w:ftr xmlns:wpc="http://schemas.microsoft.com/office/word/2010/wordprocessingCanvas" xmlns:cx="http://schemas.microsoft.com/office/drawing/2014/chartex" xmlns:cx1="http://schemas.microsoft.com/office/drawing/2015/9/8/chartex" xmlns:cx2="http://schemas.microsoft.com/office/drawing/2015/10/21/chartex" xmlns:cx3="http://schemas.microsoft.com/office/drawing/2016/5/9/chartex" xmlns:cx4="http://schemas.microsoft.com/office/drawing/2016/5/10/chartex" xmlns:cx5="http://schemas.microsoft.com/office/drawing/2016/5/11/chartex" xmlns:cx6="http://schemas.microsoft.com/office/drawing/2016/5/12/chartex" xmlns:cx7="http://schemas.microsoft.com/office/drawing/2016/5/13/chartex" xmlns:cx8="http://schemas.microsoft.com/office/drawing/2016/5/14/chartex" xmlns:mc="http://schemas.openxmlformats.org/markup-compatibility/2006" xmlns:aink="http://schemas.microsoft.com/office/drawing/2016/ink" xmlns:am3d="http://schemas.microsoft.com/office/drawing/2017/model3d" xmlns:o="urn:schemas-microsoft-com:office:office" xmlns:oel="http://schemas.microsoft.com/office/2019/extlst" xmlns:r="http://schemas.openxmlformats.org/officeDocument/2006/relationships" xmlns:m="http://schemas.openxmlformats.org/officeDocument/2006/math" xmlns:v="urn:schemas-microsoft-com:vml" xmlns:wp14="http://schemas.microsoft.com/office/word/2010/wordprocessingDrawing" xmlns:wp="http://schemas.openxmlformats.org/drawingml/2006/wordprocessingDrawing" xmlns:w10="urn:schemas-microsoft-com:office:word" xmlns:w="http://schemas.openxmlformats.org/wordprocessingml/2006/main" xmlns:w14="http://schemas.microsoft.com/office/word/2010/wordml" xmlns:w15="http://schemas.microsoft.com/office/word/2012/wordml" xmlns:w16cex="http://schemas.microsoft.com/office/word/2018/wordml/cex" xmlns:w16cid="http://schemas.microsoft.com/office/word/2016/wordml/cid" xmlns:w16="http://schemas.microsoft.com/office/word/2018/wordml" xmlns:w16du="http://schemas.microsoft.com/office/word/2023/wordml/word16du" xmlns:w16sdtdh="http://schemas.microsoft.com/office/word/2020/wordml/sdtdatahash" xmlns:w16sdtfl="http://schemas.microsoft.com/office/word/2024/wordml/sdtformatlock" xmlns:w16se="http://schemas.microsoft.com/office/word/2015/wordml/symex" xmlns:wpg="http://schemas.microsoft.com/office/word/2010/wordprocessingGroup" xmlns:wpi="http://schemas.microsoft.com/office/word/2010/wordprocessingInk" xmlns:wne="http://schemas.microsoft.com/office/word/2006/wordml" xmlns:wps="http://schemas.microsoft.com/office/word/2010/wordprocessingShape" mc:Ignorable="w14 w15 w16se w16cid w16 w16cex w16sdtdh w16sdtfl w16du wp14">
   <w:p>
     <w:pPr>
       <w:pStyle w:val="Footer"/>
@@ -707,7 +1061,7 @@
 </file>
 
 <file path=word/footer3.xml><?xml version="1.0" encoding="utf-8"?>
-<w:ftr xmlns:wpc="http://schemas.microsoft.com/office/word/2010/wordprocessingCanvas" xmlns:cx="http://schemas.microsoft.com/office/drawing/2014/chartex" xmlns:cx1="http://schemas.microsoft.com/office/drawing/2015/9/8/chartex" xmlns:cx2="http://schemas.microsoft.com/office/drawing/2015/10/21/chartex" xmlns:cx3="http://schemas.microsoft.com/office/drawing/2016/5/9/chartex" xmlns:cx4="http://schemas.microsoft.com/office/drawing/2016/5/10/chartex" xmlns:cx5="http://schemas.microsoft.com/office/drawing/2016/5/11/chartex" xmlns:cx6="http://schemas.microsoft.com/office/drawing/2016/5/12/chartex" xmlns:cx7="http://schemas.microsoft.com/office/drawing/2016/5/13/chartex" xmlns:cx8="http://schemas.microsoft.com/office/drawing/2016/5/14/chartex" xmlns:mc="http://schemas.openxmlformats.org/markup-compatibility/2006" xmlns:aink="http://schemas.microsoft.com/office/drawing/2016/ink" xmlns:am3d="http://schemas.microsoft.com/office/drawing/2017/model3d" xmlns:o="urn:schemas-microsoft-com:office:office" xmlns:oel="http://schemas.microsoft.com/office/2019/extlst" xmlns:r="http://schemas.openxmlformats.org/officeDocument/2006/relationships" xmlns:m="http://schemas.openxmlformats.org/officeDocument/2006/math" xmlns:v="urn:schemas-microsoft-com:vml" xmlns:wp14="http://schemas.microsoft.com/office/word/2010/wordprocessingDrawing" xmlns:wp="http://schemas.openxmlformats.org/drawingml/2006/wordprocessingDrawing" xmlns:w10="urn:schemas-microsoft-com:office:word" xmlns:w="http://schemas.openxmlformats.org/wordprocessingml/2006/main" xmlns:w14="http://schemas.microsoft.com/office/word/2010/wordml" xmlns:w15="http://schemas.microsoft.com/office/word/2012/wordml" xmlns:w16cex="http://schemas.microsoft.com/office/word/2018/wordml/cex" xmlns:w16cid="http://schemas.microsoft.com/office/word/2016/wordml/cid" xmlns:w16="http://schemas.microsoft.com/office/word/2018/wordml" xmlns:w16sdtdh="http://schemas.microsoft.com/office/word/2020/wordml/sdtdatahash" xmlns:w16se="http://schemas.microsoft.com/office/word/2015/wordml/symex" xmlns:wpg="http://schemas.microsoft.com/office/word/2010/wordprocessingGroup" xmlns:wpi="http://schemas.microsoft.com/office/word/2010/wordprocessingInk" xmlns:wne="http://schemas.microsoft.com/office/word/2006/wordml" xmlns:wps="http://schemas.microsoft.com/office/word/2010/wordprocessingShape" mc:Ignorable="w14 w15 w16se w16cid w16 w16cex w16sdtdh wp14">
+<w:ftr xmlns:wpc="http://schemas.microsoft.com/office/word/2010/wordprocessingCanvas" xmlns:cx="http://schemas.microsoft.com/office/drawing/2014/chartex" xmlns:cx1="http://schemas.microsoft.com/office/drawing/2015/9/8/chartex" xmlns:cx2="http://schemas.microsoft.com/office/drawing/2015/10/21/chartex" xmlns:cx3="http://schemas.microsoft.com/office/drawing/2016/5/9/chartex" xmlns:cx4="http://schemas.microsoft.com/office/drawing/2016/5/10/chartex" xmlns:cx5="http://schemas.microsoft.com/office/drawing/2016/5/11/chartex" xmlns:cx6="http://schemas.microsoft.com/office/drawing/2016/5/12/chartex" xmlns:cx7="http://schemas.microsoft.com/office/drawing/2016/5/13/chartex" xmlns:cx8="http://schemas.microsoft.com/office/drawing/2016/5/14/chartex" xmlns:mc="http://schemas.openxmlformats.org/markup-compatibility/2006" xmlns:aink="http://schemas.microsoft.com/office/drawing/2016/ink" xmlns:am3d="http://schemas.microsoft.com/office/drawing/2017/model3d" xmlns:o="urn:schemas-microsoft-com:office:office" xmlns:oel="http://schemas.microsoft.com/office/2019/extlst" xmlns:r="http://schemas.openxmlformats.org/officeDocument/2006/relationships" xmlns:m="http://schemas.openxmlformats.org/officeDocument/2006/math" xmlns:v="urn:schemas-microsoft-com:vml" xmlns:wp14="http://schemas.microsoft.com/office/word/2010/wordprocessingDrawing" xmlns:wp="http://schemas.openxmlformats.org/drawingml/2006/wordprocessingDrawing" xmlns:w10="urn:schemas-microsoft-com:office:word" xmlns:w="http://schemas.openxmlformats.org/wordprocessingml/2006/main" xmlns:w14="http://schemas.microsoft.com/office/word/2010/wordml" xmlns:w15="http://schemas.microsoft.com/office/word/2012/wordml" xmlns:w16cex="http://schemas.microsoft.com/office/word/2018/wordml/cex" xmlns:w16cid="http://schemas.microsoft.com/office/word/2016/wordml/cid" xmlns:w16="http://schemas.microsoft.com/office/word/2018/wordml" xmlns:w16du="http://schemas.microsoft.com/office/word/2023/wordml/word16du" xmlns:w16sdtdh="http://schemas.microsoft.com/office/word/2020/wordml/sdtdatahash" xmlns:w16sdtfl="http://schemas.microsoft.com/office/word/2024/wordml/sdtformatlock" xmlns:w16se="http://schemas.microsoft.com/office/word/2015/wordml/symex" xmlns:wpg="http://schemas.microsoft.com/office/word/2010/wordprocessingGroup" xmlns:wpi="http://schemas.microsoft.com/office/word/2010/wordprocessingInk" xmlns:wne="http://schemas.microsoft.com/office/word/2006/wordml" xmlns:wps="http://schemas.microsoft.com/office/word/2010/wordprocessingShape" mc:Ignorable="w14 w15 w16se w16cid w16 w16cex w16sdtdh w16sdtfl w16du wp14">
   <w:p>
     <w:pPr>
       <w:pStyle w:val="Footer"/>
@@ -717,7 +1071,7 @@
 </file>
 
 <file path=word/footnotes.xml><?xml version="1.0" encoding="utf-8"?>
-<w:footnotes xmlns:wpc="http://schemas.microsoft.com/office/word/2010/wordprocessingCanvas" xmlns:cx="http://schemas.microsoft.com/office/drawing/2014/chartex" xmlns:cx1="http://schemas.microsoft.com/office/drawing/2015/9/8/chartex" xmlns:cx2="http://schemas.microsoft.com/office/drawing/2015/10/21/chartex" xmlns:cx3="http://schemas.microsoft.com/office/drawing/2016/5/9/chartex" xmlns:cx4="http://schemas.microsoft.com/office/drawing/2016/5/10/chartex" xmlns:cx5="http://schemas.microsoft.com/office/drawing/2016/5/11/chartex" xmlns:cx6="http://schemas.microsoft.com/office/drawing/2016/5/12/chartex" xmlns:cx7="http://schemas.microsoft.com/office/drawing/2016/5/13/chartex" xmlns:cx8="http://schemas.microsoft.com/office/drawing/2016/5/14/chartex" xmlns:mc="http://schemas.openxmlformats.org/markup-compatibility/2006" xmlns:aink="http://schemas.microsoft.com/office/drawing/2016/ink" xmlns:am3d="http://schemas.microsoft.com/office/drawing/2017/model3d" xmlns:o="urn:schemas-microsoft-com:office:office" xmlns:oel="http://schemas.microsoft.com/office/2019/extlst" xmlns:r="http://schemas.openxmlformats.org/officeDocument/2006/relationships" xmlns:m="http://schemas.openxmlformats.org/officeDocument/2006/math" xmlns:v="urn:schemas-microsoft-com:vml" xmlns:wp14="http://schemas.microsoft.com/office/word/2010/wordprocessingDrawing" xmlns:wp="http://schemas.openxmlformats.org/drawingml/2006/wordprocessingDrawing" xmlns:w10="urn:schemas-microsoft-com:office:word" xmlns:w="http://schemas.openxmlformats.org/wordprocessingml/2006/main" xmlns:w14="http://schemas.microsoft.com/office/word/2010/wordml" xmlns:w15="http://schemas.microsoft.com/office/word/2012/wordml" xmlns:w16cex="http://schemas.microsoft.com/office/word/2018/wordml/cex" xmlns:w16cid="http://schemas.microsoft.com/office/word/2016/wordml/cid" xmlns:w16="http://schemas.microsoft.com/office/word/2018/wordml" xmlns:w16sdtdh="http://schemas.microsoft.com/office/word/2020/wordml/sdtdatahash" xmlns:w16se="http://schemas.microsoft.com/office/word/2015/wordml/symex" xmlns:wpg="http://schemas.microsoft.com/office/word/2010/wordprocessingGroup" xmlns:wpi="http://schemas.microsoft.com/office/word/2010/wordprocessingInk" xmlns:wne="http://schemas.microsoft.com/office/word/2006/wordml" xmlns:wps="http://schemas.microsoft.com/office/word/2010/wordprocessingShape" mc:Ignorable="w14 w15 w16se w16cid w16 w16cex w16sdtdh wp14">
+<w:footnotes xmlns:wpc="http://schemas.microsoft.com/office/word/2010/wordprocessingCanvas" xmlns:cx="http://schemas.microsoft.com/office/drawing/2014/chartex" xmlns:cx1="http://schemas.microsoft.com/office/drawing/2015/9/8/chartex" xmlns:cx2="http://schemas.microsoft.com/office/drawing/2015/10/21/chartex" xmlns:cx3="http://schemas.microsoft.com/office/drawing/2016/5/9/chartex" xmlns:cx4="http://schemas.microsoft.com/office/drawing/2016/5/10/chartex" xmlns:cx5="http://schemas.microsoft.com/office/drawing/2016/5/11/chartex" xmlns:cx6="http://schemas.microsoft.com/office/drawing/2016/5/12/chartex" xmlns:cx7="http://schemas.microsoft.com/office/drawing/2016/5/13/chartex" xmlns:cx8="http://schemas.microsoft.com/office/drawing/2016/5/14/chartex" xmlns:mc="http://schemas.openxmlformats.org/markup-compatibility/2006" xmlns:aink="http://schemas.microsoft.com/office/drawing/2016/ink" xmlns:am3d="http://schemas.microsoft.com/office/drawing/2017/model3d" xmlns:o="urn:schemas-microsoft-com:office:office" xmlns:oel="http://schemas.microsoft.com/office/2019/extlst" xmlns:r="http://schemas.openxmlformats.org/officeDocument/2006/relationships" xmlns:m="http://schemas.openxmlformats.org/officeDocument/2006/math" xmlns:v="urn:schemas-microsoft-com:vml" xmlns:wp14="http://schemas.microsoft.com/office/word/2010/wordprocessingDrawing" xmlns:wp="http://schemas.openxmlformats.org/drawingml/2006/wordprocessingDrawing" xmlns:w10="urn:schemas-microsoft-com:office:word" xmlns:w="http://schemas.openxmlformats.org/wordprocessingml/2006/main" xmlns:w14="http://schemas.microsoft.com/office/word/2010/wordml" xmlns:w15="http://schemas.microsoft.com/office/word/2012/wordml" xmlns:w16cex="http://schemas.microsoft.com/office/word/2018/wordml/cex" xmlns:w16cid="http://schemas.microsoft.com/office/word/2016/wordml/cid" xmlns:w16="http://schemas.microsoft.com/office/word/2018/wordml" xmlns:w16du="http://schemas.microsoft.com/office/word/2023/wordml/word16du" xmlns:w16sdtdh="http://schemas.microsoft.com/office/word/2020/wordml/sdtdatahash" xmlns:w16sdtfl="http://schemas.microsoft.com/office/word/2024/wordml/sdtformatlock" xmlns:w16se="http://schemas.microsoft.com/office/word/2015/wordml/symex" xmlns:wpg="http://schemas.microsoft.com/office/word/2010/wordprocessingGroup" xmlns:wpi="http://schemas.microsoft.com/office/word/2010/wordprocessingInk" xmlns:wne="http://schemas.microsoft.com/office/word/2006/wordml" xmlns:wps="http://schemas.microsoft.com/office/word/2010/wordprocessingShape" mc:Ignorable="w14 w15 w16se w16cid w16 w16cex w16sdtdh w16sdtfl w16du wp14">
   <w:footnote w:type="separator" w:id="-1">
     <w:p>
       <w:pPr>
@@ -742,7 +1096,7 @@
 </file>
 
 <file path=word/header1.xml><?xml version="1.0" encoding="utf-8"?>
-<w:hdr xmlns:wpc="http://schemas.microsoft.com/office/word/2010/wordprocessingCanvas" xmlns:cx="http://schemas.microsoft.com/office/drawing/2014/chartex" xmlns:cx1="http://schemas.microsoft.com/office/drawing/2015/9/8/chartex" xmlns:cx2="http://schemas.microsoft.com/office/drawing/2015/10/21/chartex" xmlns:cx3="http://schemas.microsoft.com/office/drawing/2016/5/9/chartex" xmlns:cx4="http://schemas.microsoft.com/office/drawing/2016/5/10/chartex" xmlns:cx5="http://schemas.microsoft.com/office/drawing/2016/5/11/chartex" xmlns:cx6="http://schemas.microsoft.com/office/drawing/2016/5/12/chartex" xmlns:cx7="http://schemas.microsoft.com/office/drawing/2016/5/13/chartex" xmlns:cx8="http://schemas.microsoft.com/office/drawing/2016/5/14/chartex" xmlns:mc="http://schemas.openxmlformats.org/markup-compatibility/2006" xmlns:aink="http://schemas.microsoft.com/office/drawing/2016/ink" xmlns:am3d="http://schemas.microsoft.com/office/drawing/2017/model3d" xmlns:o="urn:schemas-microsoft-com:office:office" xmlns:oel="http://schemas.microsoft.com/office/2019/extlst" xmlns:r="http://schemas.openxmlformats.org/officeDocument/2006/relationships" xmlns:m="http://schemas.openxmlformats.org/officeDocument/2006/math" xmlns:v="urn:schemas-microsoft-com:vml" xmlns:wp14="http://schemas.microsoft.com/office/word/2010/wordprocessingDrawing" xmlns:wp="http://schemas.openxmlformats.org/drawingml/2006/wordprocessingDrawing" xmlns:w10="urn:schemas-microsoft-com:office:word" xmlns:w="http://schemas.openxmlformats.org/wordprocessingml/2006/main" xmlns:w14="http://schemas.microsoft.com/office/word/2010/wordml" xmlns:w15="http://schemas.microsoft.com/office/word/2012/wordml" xmlns:w16cex="http://schemas.microsoft.com/office/word/2018/wordml/cex" xmlns:w16cid="http://schemas.microsoft.com/office/word/2016/wordml/cid" xmlns:w16="http://schemas.microsoft.com/office/word/2018/wordml" xmlns:w16sdtdh="http://schemas.microsoft.com/office/word/2020/wordml/sdtdatahash" xmlns:w16se="http://schemas.microsoft.com/office/word/2015/wordml/symex" xmlns:wpg="http://schemas.microsoft.com/office/word/2010/wordprocessingGroup" xmlns:wpi="http://schemas.microsoft.com/office/word/2010/wordprocessingInk" xmlns:wne="http://schemas.microsoft.com/office/word/2006/wordml" xmlns:wps="http://schemas.microsoft.com/office/word/2010/wordprocessingShape" mc:Ignorable="w14 w15 w16se w16cid w16 w16cex w16sdtdh wp14">
+<w:hdr xmlns:wpc="http://schemas.microsoft.com/office/word/2010/wordprocessingCanvas" xmlns:cx="http://schemas.microsoft.com/office/drawing/2014/chartex" xmlns:cx1="http://schemas.microsoft.com/office/drawing/2015/9/8/chartex" xmlns:cx2="http://schemas.microsoft.com/office/drawing/2015/10/21/chartex" xmlns:cx3="http://schemas.microsoft.com/office/drawing/2016/5/9/chartex" xmlns:cx4="http://schemas.microsoft.com/office/drawing/2016/5/10/chartex" xmlns:cx5="http://schemas.microsoft.com/office/drawing/2016/5/11/chartex" xmlns:cx6="http://schemas.microsoft.com/office/drawing/2016/5/12/chartex" xmlns:cx7="http://schemas.microsoft.com/office/drawing/2016/5/13/chartex" xmlns:cx8="http://schemas.microsoft.com/office/drawing/2016/5/14/chartex" xmlns:mc="http://schemas.openxmlformats.org/markup-compatibility/2006" xmlns:aink="http://schemas.microsoft.com/office/drawing/2016/ink" xmlns:am3d="http://schemas.microsoft.com/office/drawing/2017/model3d" xmlns:o="urn:schemas-microsoft-com:office:office" xmlns:oel="http://schemas.microsoft.com/office/2019/extlst" xmlns:r="http://schemas.openxmlformats.org/officeDocument/2006/relationships" xmlns:m="http://schemas.openxmlformats.org/officeDocument/2006/math" xmlns:v="urn:schemas-microsoft-com:vml" xmlns:wp14="http://schemas.microsoft.com/office/word/2010/wordprocessingDrawing" xmlns:wp="http://schemas.openxmlformats.org/drawingml/2006/wordprocessingDrawing" xmlns:w10="urn:schemas-microsoft-com:office:word" xmlns:w="http://schemas.openxmlformats.org/wordprocessingml/2006/main" xmlns:w14="http://schemas.microsoft.com/office/word/2010/wordml" xmlns:w15="http://schemas.microsoft.com/office/word/2012/wordml" xmlns:w16cex="http://schemas.microsoft.com/office/word/2018/wordml/cex" xmlns:w16cid="http://schemas.microsoft.com/office/word/2016/wordml/cid" xmlns:w16="http://schemas.microsoft.com/office/word/2018/wordml" xmlns:w16du="http://schemas.microsoft.com/office/word/2023/wordml/word16du" xmlns:w16sdtdh="http://schemas.microsoft.com/office/word/2020/wordml/sdtdatahash" xmlns:w16sdtfl="http://schemas.microsoft.com/office/word/2024/wordml/sdtformatlock" xmlns:w16se="http://schemas.microsoft.com/office/word/2015/wordml/symex" xmlns:wpg="http://schemas.microsoft.com/office/word/2010/wordprocessingGroup" xmlns:wpi="http://schemas.microsoft.com/office/word/2010/wordprocessingInk" xmlns:wne="http://schemas.microsoft.com/office/word/2006/wordml" xmlns:wps="http://schemas.microsoft.com/office/word/2010/wordprocessingShape" mc:Ignorable="w14 w15 w16se w16cid w16 w16cex w16sdtdh w16sdtfl w16du wp14">
   <w:p>
     <w:pPr>
       <w:pStyle w:val="Header"/>
@@ -752,7 +1106,7 @@
 </file>
 
 <file path=word/header2.xml><?xml version="1.0" encoding="utf-8"?>
-<w:hdr xmlns:wpc="http://schemas.microsoft.com/office/word/2010/wordprocessingCanvas" xmlns:cx="http://schemas.microsoft.com/office/drawing/2014/chartex" xmlns:cx1="http://schemas.microsoft.com/office/drawing/2015/9/8/chartex" xmlns:cx2="http://schemas.microsoft.com/office/drawing/2015/10/21/chartex" xmlns:cx3="http://schemas.microsoft.com/office/drawing/2016/5/9/chartex" xmlns:cx4="http://schemas.microsoft.com/office/drawing/2016/5/10/chartex" xmlns:cx5="http://schemas.microsoft.com/office/drawing/2016/5/11/chartex" xmlns:cx6="http://schemas.microsoft.com/office/drawing/2016/5/12/chartex" xmlns:cx7="http://schemas.microsoft.com/office/drawing/2016/5/13/chartex" xmlns:cx8="http://schemas.microsoft.com/office/drawing/2016/5/14/chartex" xmlns:mc="http://schemas.openxmlformats.org/markup-compatibility/2006" xmlns:aink="http://schemas.microsoft.com/office/drawing/2016/ink" xmlns:am3d="http://schemas.microsoft.com/office/drawing/2017/model3d" xmlns:o="urn:schemas-microsoft-com:office:office" xmlns:oel="http://schemas.microsoft.com/office/2019/extlst" xmlns:r="http://schemas.openxmlformats.org/officeDocument/2006/relationships" xmlns:m="http://schemas.openxmlformats.org/officeDocument/2006/math" xmlns:v="urn:schemas-microsoft-com:vml" xmlns:wp14="http://schemas.microsoft.com/office/word/2010/wordprocessingDrawing" xmlns:wp="http://schemas.openxmlformats.org/drawingml/2006/wordprocessingDrawing" xmlns:w10="urn:schemas-microsoft-com:office:word" xmlns:w="http://schemas.openxmlformats.org/wordprocessingml/2006/main" xmlns:w14="http://schemas.microsoft.com/office/word/2010/wordml" xmlns:w15="http://schemas.microsoft.com/office/word/2012/wordml" xmlns:w16cex="http://schemas.microsoft.com/office/word/2018/wordml/cex" xmlns:w16cid="http://schemas.microsoft.com/office/word/2016/wordml/cid" xmlns:w16="http://schemas.microsoft.com/office/word/2018/wordml" xmlns:w16sdtdh="http://schemas.microsoft.com/office/word/2020/wordml/sdtdatahash" xmlns:w16se="http://schemas.microsoft.com/office/word/2015/wordml/symex" xmlns:wpg="http://schemas.microsoft.com/office/word/2010/wordprocessingGroup" xmlns:wpi="http://schemas.microsoft.com/office/word/2010/wordprocessingInk" xmlns:wne="http://schemas.microsoft.com/office/word/2006/wordml" xmlns:wps="http://schemas.microsoft.com/office/word/2010/wordprocessingShape" mc:Ignorable="w14 w15 w16se w16cid w16 w16cex w16sdtdh wp14">
+<w:hdr xmlns:wpc="http://schemas.microsoft.com/office/word/2010/wordprocessingCanvas" xmlns:cx="http://schemas.microsoft.com/office/drawing/2014/chartex" xmlns:cx1="http://schemas.microsoft.com/office/drawing/2015/9/8/chartex" xmlns:cx2="http://schemas.microsoft.com/office/drawing/2015/10/21/chartex" xmlns:cx3="http://schemas.microsoft.com/office/drawing/2016/5/9/chartex" xmlns:cx4="http://schemas.microsoft.com/office/drawing/2016/5/10/chartex" xmlns:cx5="http://schemas.microsoft.com/office/drawing/2016/5/11/chartex" xmlns:cx6="http://schemas.microsoft.com/office/drawing/2016/5/12/chartex" xmlns:cx7="http://schemas.microsoft.com/office/drawing/2016/5/13/chartex" xmlns:cx8="http://schemas.microsoft.com/office/drawing/2016/5/14/chartex" xmlns:mc="http://schemas.openxmlformats.org/markup-compatibility/2006" xmlns:aink="http://schemas.microsoft.com/office/drawing/2016/ink" xmlns:am3d="http://schemas.microsoft.com/office/drawing/2017/model3d" xmlns:o="urn:schemas-microsoft-com:office:office" xmlns:oel="http://schemas.microsoft.com/office/2019/extlst" xmlns:r="http://schemas.openxmlformats.org/officeDocument/2006/relationships" xmlns:m="http://schemas.openxmlformats.org/officeDocument/2006/math" xmlns:v="urn:schemas-microsoft-com:vml" xmlns:wp14="http://schemas.microsoft.com/office/word/2010/wordprocessingDrawing" xmlns:wp="http://schemas.openxmlformats.org/drawingml/2006/wordprocessingDrawing" xmlns:w10="urn:schemas-microsoft-com:office:word" xmlns:w="http://schemas.openxmlformats.org/wordprocessingml/2006/main" xmlns:w14="http://schemas.microsoft.com/office/word/2010/wordml" xmlns:w15="http://schemas.microsoft.com/office/word/2012/wordml" xmlns:w16cex="http://schemas.microsoft.com/office/word/2018/wordml/cex" xmlns:w16cid="http://schemas.microsoft.com/office/word/2016/wordml/cid" xmlns:w16="http://schemas.microsoft.com/office/word/2018/wordml" xmlns:w16du="http://schemas.microsoft.com/office/word/2023/wordml/word16du" xmlns:w16sdtdh="http://schemas.microsoft.com/office/word/2020/wordml/sdtdatahash" xmlns:w16sdtfl="http://schemas.microsoft.com/office/word/2024/wordml/sdtformatlock" xmlns:w16se="http://schemas.microsoft.com/office/word/2015/wordml/symex" xmlns:wpg="http://schemas.microsoft.com/office/word/2010/wordprocessingGroup" xmlns:wpi="http://schemas.microsoft.com/office/word/2010/wordprocessingInk" xmlns:wne="http://schemas.microsoft.com/office/word/2006/wordml" xmlns:wps="http://schemas.microsoft.com/office/word/2010/wordprocessingShape" mc:Ignorable="w14 w15 w16se w16cid w16 w16cex w16sdtdh w16sdtfl w16du wp14">
   <w:p>
     <w:pPr>
       <w:pStyle w:val="Header"/>
@@ -763,7 +1117,7 @@
 </file>
 
 <file path=word/header3.xml><?xml version="1.0" encoding="utf-8"?>
-<w:hdr xmlns:wpc="http://schemas.microsoft.com/office/word/2010/wordprocessingCanvas" xmlns:cx="http://schemas.microsoft.com/office/drawing/2014/chartex" xmlns:cx1="http://schemas.microsoft.com/office/drawing/2015/9/8/chartex" xmlns:cx2="http://schemas.microsoft.com/office/drawing/2015/10/21/chartex" xmlns:cx3="http://schemas.microsoft.com/office/drawing/2016/5/9/chartex" xmlns:cx4="http://schemas.microsoft.com/office/drawing/2016/5/10/chartex" xmlns:cx5="http://schemas.microsoft.com/office/drawing/2016/5/11/chartex" xmlns:cx6="http://schemas.microsoft.com/office/drawing/2016/5/12/chartex" xmlns:cx7="http://schemas.microsoft.com/office/drawing/2016/5/13/chartex" xmlns:cx8="http://schemas.microsoft.com/office/drawing/2016/5/14/chartex" xmlns:mc="http://schemas.openxmlformats.org/markup-compatibility/2006" xmlns:aink="http://schemas.microsoft.com/office/drawing/2016/ink" xmlns:am3d="http://schemas.microsoft.com/office/drawing/2017/model3d" xmlns:o="urn:schemas-microsoft-com:office:office" xmlns:oel="http://schemas.microsoft.com/office/2019/extlst" xmlns:r="http://schemas.openxmlformats.org/officeDocument/2006/relationships" xmlns:m="http://schemas.openxmlformats.org/officeDocument/2006/math" xmlns:v="urn:schemas-microsoft-com:vml" xmlns:wp14="http://schemas.microsoft.com/office/word/2010/wordprocessingDrawing" xmlns:wp="http://schemas.openxmlformats.org/drawingml/2006/wordprocessingDrawing" xmlns:w10="urn:schemas-microsoft-com:office:word" xmlns:w="http://schemas.openxmlformats.org/wordprocessingml/2006/main" xmlns:w14="http://schemas.microsoft.com/office/word/2010/wordml" xmlns:w15="http://schemas.microsoft.com/office/word/2012/wordml" xmlns:w16cex="http://schemas.microsoft.com/office/word/2018/wordml/cex" xmlns:w16cid="http://schemas.microsoft.com/office/word/2016/wordml/cid" xmlns:w16="http://schemas.microsoft.com/office/word/2018/wordml" xmlns:w16sdtdh="http://schemas.microsoft.com/office/word/2020/wordml/sdtdatahash" xmlns:w16se="http://schemas.microsoft.com/office/word/2015/wordml/symex" xmlns:wpg="http://schemas.microsoft.com/office/word/2010/wordprocessingGroup" xmlns:wpi="http://schemas.microsoft.com/office/word/2010/wordprocessingInk" xmlns:wne="http://schemas.microsoft.com/office/word/2006/wordml" xmlns:wps="http://schemas.microsoft.com/office/word/2010/wordprocessingShape" mc:Ignorable="w14 w15 w16se w16cid w16 w16cex w16sdtdh wp14">
+<w:hdr xmlns:wpc="http://schemas.microsoft.com/office/word/2010/wordprocessingCanvas" xmlns:cx="http://schemas.microsoft.com/office/drawing/2014/chartex" xmlns:cx1="http://schemas.microsoft.com/office/drawing/2015/9/8/chartex" xmlns:cx2="http://schemas.microsoft.com/office/drawing/2015/10/21/chartex" xmlns:cx3="http://schemas.microsoft.com/office/drawing/2016/5/9/chartex" xmlns:cx4="http://schemas.microsoft.com/office/drawing/2016/5/10/chartex" xmlns:cx5="http://schemas.microsoft.com/office/drawing/2016/5/11/chartex" xmlns:cx6="http://schemas.microsoft.com/office/drawing/2016/5/12/chartex" xmlns:cx7="http://schemas.microsoft.com/office/drawing/2016/5/13/chartex" xmlns:cx8="http://schemas.microsoft.com/office/drawing/2016/5/14/chartex" xmlns:mc="http://schemas.openxmlformats.org/markup-compatibility/2006" xmlns:aink="http://schemas.microsoft.com/office/drawing/2016/ink" xmlns:am3d="http://schemas.microsoft.com/office/drawing/2017/model3d" xmlns:o="urn:schemas-microsoft-com:office:office" xmlns:oel="http://schemas.microsoft.com/office/2019/extlst" xmlns:r="http://schemas.openxmlformats.org/officeDocument/2006/relationships" xmlns:m="http://schemas.openxmlformats.org/officeDocument/2006/math" xmlns:v="urn:schemas-microsoft-com:vml" xmlns:wp14="http://schemas.microsoft.com/office/word/2010/wordprocessingDrawing" xmlns:wp="http://schemas.openxmlformats.org/drawingml/2006/wordprocessingDrawing" xmlns:w10="urn:schemas-microsoft-com:office:word" xmlns:w="http://schemas.openxmlformats.org/wordprocessingml/2006/main" xmlns:w14="http://schemas.microsoft.com/office/word/2010/wordml" xmlns:w15="http://schemas.microsoft.com/office/word/2012/wordml" xmlns:w16cex="http://schemas.microsoft.com/office/word/2018/wordml/cex" xmlns:w16cid="http://schemas.microsoft.com/office/word/2016/wordml/cid" xmlns:w16="http://schemas.microsoft.com/office/word/2018/wordml" xmlns:w16du="http://schemas.microsoft.com/office/word/2023/wordml/word16du" xmlns:w16sdtdh="http://schemas.microsoft.com/office/word/2020/wordml/sdtdatahash" xmlns:w16sdtfl="http://schemas.microsoft.com/office/word/2024/wordml/sdtformatlock" xmlns:w16se="http://schemas.microsoft.com/office/word/2015/wordml/symex" xmlns:wpg="http://schemas.microsoft.com/office/word/2010/wordprocessingGroup" xmlns:wpi="http://schemas.microsoft.com/office/word/2010/wordprocessingInk" xmlns:wne="http://schemas.microsoft.com/office/word/2006/wordml" xmlns:wps="http://schemas.microsoft.com/office/word/2010/wordprocessingShape" mc:Ignorable="w14 w15 w16se w16cid w16 w16cex w16sdtdh w16sdtfl w16du wp14">
   <w:p>
     <w:pPr>
       <w:pStyle w:val="Header"/>
@@ -772,7 +1126,7 @@
     <w:r>
       <w:tab/>
       <w:tab/>
-      <w:t>2025-08-02</w:t>
+      <w:t>2026-07-12</w:t>
       <w:br/>
       <w:br/>
     </w:r>
@@ -789,7 +1143,7 @@
 </file>
 
 <file path=word/numbering.xml><?xml version="1.0" encoding="utf-8"?>
-<w:numbering xmlns:wpc="http://schemas.microsoft.com/office/word/2010/wordprocessingCanvas" xmlns:cx="http://schemas.microsoft.com/office/drawing/2014/chartex" xmlns:cx1="http://schemas.microsoft.com/office/drawing/2015/9/8/chartex" xmlns:cx2="http://schemas.microsoft.com/office/drawing/2015/10/21/chartex" xmlns:cx3="http://schemas.microsoft.com/office/drawing/2016/5/9/chartex" xmlns:cx4="http://schemas.microsoft.com/office/drawing/2016/5/10/chartex" xmlns:cx5="http://schemas.microsoft.com/office/drawing/2016/5/11/chartex" xmlns:cx6="http://schemas.microsoft.com/office/drawing/2016/5/12/chartex" xmlns:cx7="http://schemas.microsoft.com/office/drawing/2016/5/13/chartex" xmlns:cx8="http://schemas.microsoft.com/office/drawing/2016/5/14/chartex" xmlns:mc="http://schemas.openxmlformats.org/markup-compatibility/2006" xmlns:aink="http://schemas.microsoft.com/office/drawing/2016/ink" xmlns:am3d="http://schemas.microsoft.com/office/drawing/2017/model3d" xmlns:o="urn:schemas-microsoft-com:office:office" xmlns:oel="http://schemas.microsoft.com/office/2019/extlst" xmlns:r="http://schemas.openxmlformats.org/officeDocument/2006/relationships" xmlns:m="http://schemas.openxmlformats.org/officeDocument/2006/math" xmlns:v="urn:schemas-microsoft-com:vml" xmlns:wp14="http://schemas.microsoft.com/office/word/2010/wordprocessingDrawing" xmlns:wp="http://schemas.openxmlformats.org/drawingml/2006/wordprocessingDrawing" xmlns:w10="urn:schemas-microsoft-com:office:word" xmlns:w="http://schemas.openxmlformats.org/wordprocessingml/2006/main" xmlns:w14="http://schemas.microsoft.com/office/word/2010/wordml" xmlns:w15="http://schemas.microsoft.com/office/word/2012/wordml" xmlns:w16cex="http://schemas.microsoft.com/office/word/2018/wordml/cex" xmlns:w16cid="http://schemas.microsoft.com/office/word/2016/wordml/cid" xmlns:w16="http://schemas.microsoft.com/office/word/2018/wordml" xmlns:w16sdtdh="http://schemas.microsoft.com/office/word/2020/wordml/sdtdatahash" xmlns:w16se="http://schemas.microsoft.com/office/word/2015/wordml/symex" xmlns:wpg="http://schemas.microsoft.com/office/word/2010/wordprocessingGroup" xmlns:wpi="http://schemas.microsoft.com/office/word/2010/wordprocessingInk" xmlns:wne="http://schemas.microsoft.com/office/word/2006/wordml" xmlns:wps="http://schemas.microsoft.com/office/word/2010/wordprocessingShape" mc:Ignorable="w14 w15 w16se w16cid w16 w16cex w16sdtdh wp14">
+<w:numbering xmlns:wpc="http://schemas.microsoft.com/office/word/2010/wordprocessingCanvas" xmlns:cx="http://schemas.microsoft.com/office/drawing/2014/chartex" xmlns:cx1="http://schemas.microsoft.com/office/drawing/2015/9/8/chartex" xmlns:cx2="http://schemas.microsoft.com/office/drawing/2015/10/21/chartex" xmlns:cx3="http://schemas.microsoft.com/office/drawing/2016/5/9/chartex" xmlns:cx4="http://schemas.microsoft.com/office/drawing/2016/5/10/chartex" xmlns:cx5="http://schemas.microsoft.com/office/drawing/2016/5/11/chartex" xmlns:cx6="http://schemas.microsoft.com/office/drawing/2016/5/12/chartex" xmlns:cx7="http://schemas.microsoft.com/office/drawing/2016/5/13/chartex" xmlns:cx8="http://schemas.microsoft.com/office/drawing/2016/5/14/chartex" xmlns:mc="http://schemas.openxmlformats.org/markup-compatibility/2006" xmlns:aink="http://schemas.microsoft.com/office/drawing/2016/ink" xmlns:am3d="http://schemas.microsoft.com/office/drawing/2017/model3d" xmlns:o="urn:schemas-microsoft-com:office:office" xmlns:oel="http://schemas.microsoft.com/office/2019/extlst" xmlns:r="http://schemas.openxmlformats.org/officeDocument/2006/relationships" xmlns:m="http://schemas.openxmlformats.org/officeDocument/2006/math" xmlns:v="urn:schemas-microsoft-com:vml" xmlns:wp14="http://schemas.microsoft.com/office/word/2010/wordprocessingDrawing" xmlns:wp="http://schemas.openxmlformats.org/drawingml/2006/wordprocessingDrawing" xmlns:w10="urn:schemas-microsoft-com:office:word" xmlns:w="http://schemas.openxmlformats.org/wordprocessingml/2006/main" xmlns:w14="http://schemas.microsoft.com/office/word/2010/wordml" xmlns:w15="http://schemas.microsoft.com/office/word/2012/wordml" xmlns:w16cex="http://schemas.microsoft.com/office/word/2018/wordml/cex" xmlns:w16cid="http://schemas.microsoft.com/office/word/2016/wordml/cid" xmlns:w16="http://schemas.microsoft.com/office/word/2018/wordml" xmlns:w16du="http://schemas.microsoft.com/office/word/2023/wordml/word16du" xmlns:w16sdtdh="http://schemas.microsoft.com/office/word/2020/wordml/sdtdatahash" xmlns:w16sdtfl="http://schemas.microsoft.com/office/word/2024/wordml/sdtformatlock" xmlns:w16se="http://schemas.microsoft.com/office/word/2015/wordml/symex" xmlns:wpg="http://schemas.microsoft.com/office/word/2010/wordprocessingGroup" xmlns:wpi="http://schemas.microsoft.com/office/word/2010/wordprocessingInk" xmlns:wne="http://schemas.microsoft.com/office/word/2006/wordml" xmlns:wps="http://schemas.microsoft.com/office/word/2010/wordprocessingShape" mc:Ignorable="w14 w15 w16se w16cid w16 w16cex w16sdtdh w16sdtfl w16du wp14">
   <w:abstractNum w:abstractNumId="0" w15:restartNumberingAfterBreak="0">
     <w:nsid w:val="FFFFFF7C"/>
     <w:multiLevelType w:val="singleLevel"/>
@@ -992,7 +1346,7 @@
 </file>
 
 <file path=word/styles.xml><?xml version="1.0" encoding="utf-8"?>
-<w:styles xmlns:mc="http://schemas.openxmlformats.org/markup-compatibility/2006" xmlns:r="http://schemas.openxmlformats.org/officeDocument/2006/relationships" xmlns:w="http://schemas.openxmlformats.org/wordprocessingml/2006/main" xmlns:w14="http://schemas.microsoft.com/office/word/2010/wordml" xmlns:w15="http://schemas.microsoft.com/office/word/2012/wordml" xmlns:w16cex="http://schemas.microsoft.com/office/word/2018/wordml/cex" xmlns:w16cid="http://schemas.microsoft.com/office/word/2016/wordml/cid" xmlns:w16="http://schemas.microsoft.com/office/word/2018/wordml" xmlns:w16sdtdh="http://schemas.microsoft.com/office/word/2020/wordml/sdtdatahash" xmlns:w16se="http://schemas.microsoft.com/office/word/2015/wordml/symex" mc:Ignorable="w14 w15 w16se w16cid w16 w16cex w16sdtdh">
+<w:styles xmlns:mc="http://schemas.openxmlformats.org/markup-compatibility/2006" xmlns:r="http://schemas.openxmlformats.org/officeDocument/2006/relationships" xmlns:w="http://schemas.openxmlformats.org/wordprocessingml/2006/main" xmlns:w14="http://schemas.microsoft.com/office/word/2010/wordml" xmlns:w15="http://schemas.microsoft.com/office/word/2012/wordml" xmlns:w16cex="http://schemas.microsoft.com/office/word/2018/wordml/cex" xmlns:w16cid="http://schemas.microsoft.com/office/word/2016/wordml/cid" xmlns:w16="http://schemas.microsoft.com/office/word/2018/wordml" xmlns:w16du="http://schemas.microsoft.com/office/word/2023/wordml/word16du" xmlns:w16sdtdh="http://schemas.microsoft.com/office/word/2020/wordml/sdtdatahash" xmlns:w16sdtfl="http://schemas.microsoft.com/office/word/2024/wordml/sdtformatlock" xmlns:w16se="http://schemas.microsoft.com/office/word/2015/wordml/symex" mc:Ignorable="w14 w15 w16se w16cid w16 w16cex w16sdtdh w16sdtfl w16du">
   <w:docDefaults>
     <w:rPrDefault>
       <w:rPr>
@@ -1750,7 +2104,7 @@
     <w:link w:val="TitleChar"/>
     <w:uiPriority w:val="10"/>
     <w:qFormat/>
-    <w:rsid w:val="007106C8"/>
+    <w:rsid w:val="00E854FA"/>
     <w:pPr>
       <w:spacing w:after="300" w:line="240" w:lineRule="auto"/>
       <w:contextualSpacing/>
@@ -1760,7 +2114,7 @@
       <w:rFonts w:eastAsiaTheme="majorEastAsia" w:cstheme="majorBidi"/>
       <w:spacing w:val="5"/>
       <w:kern w:val="28"/>
-      <w:sz w:val="52"/>
+      <w:sz w:val="40"/>
       <w:szCs w:val="52"/>
       <w:lang w:val="sv-SE" w:eastAsia="en-US" w:bidi="ar-SA"/>
     </w:rPr>
@@ -1770,12 +2124,12 @@
     <w:basedOn w:val="DefaultParagraphFont"/>
     <w:link w:val="Title"/>
     <w:uiPriority w:val="10"/>
-    <w:rsid w:val="007106C8"/>
+    <w:rsid w:val="00E854FA"/>
     <w:rPr>
       <w:rFonts w:ascii="Times New Roman" w:eastAsiaTheme="majorEastAsia" w:hAnsi="Times New Roman" w:cstheme="majorBidi"/>
       <w:spacing w:val="5"/>
       <w:kern w:val="28"/>
-      <w:sz w:val="52"/>
+      <w:sz w:val="40"/>
       <w:szCs w:val="52"/>
       <w:lang w:val="sv-SE" w:eastAsia="en-US" w:bidi="ar-SA"/>
     </w:rPr>

--- a/klagomål/Kläpptjärnen FSC-klagomål.docx
+++ b/klagomål/Kläpptjärnen FSC-klagomål.docx
@@ -1131,7 +1131,7 @@
       <w:br/>
     </w:r>
     <w:r>
-      <w:t>Till:</w:t>
+      <w:t>Till: SCA</w:t>
       <w:br/>
     </w:r>
     <w:r>

--- a/klagomål/Kläpptjärnen FSC-klagomål.docx
+++ b/klagomål/Kläpptjärnen FSC-klagomål.docx
@@ -168,7 +168,7 @@
     </w:p>
     <w:p>
       <w:r>
-        <w:t>Detta klagomål behandlar höga naturvärden i avverkningsanmälan Kläpptjärnen i Bjurholms kommun som inkom 2026-07-12 och omfattar 113,3 ha.</w:t>
+        <w:t>Detta klagomål behandlar höga naturvärden i avverkningsanmälan Kläpptjärnen i Bjurholms kommun som inkom 2026-07-13 och omfattar 113,3 ha.</w:t>
       </w:r>
     </w:p>
     <w:p>
@@ -1126,7 +1126,7 @@
     <w:r>
       <w:tab/>
       <w:tab/>
-      <w:t>2026-07-12</w:t>
+      <w:t>2026-07-13</w:t>
       <w:br/>
       <w:br/>
     </w:r>

--- a/klagomål/Kläpptjärnen FSC-klagomål.docx
+++ b/klagomål/Kläpptjärnen FSC-klagomål.docx
@@ -221,7 +221,7 @@
     </w:p>
     <w:p>
       <w:r>
-        <w:t>I och inom 23 meter från avverkningsanmälan finns fynd av 14 naturvårdsarter, varav 14 är rödlistade, 1 är fridlyst och 8 är typiska (T): goliatmusseron (VU, T), jättemusseron (VU), skrovlig taggsvamp (VU), blå taggsvamp (NT, T), dropptaggsvamp (NT, T), dvärgbägarlav (NT, T), motaggsvamp (NT, T), orange taggsvamp (NT, T), skarp dropptaggsvamp (NT), tallfingersvamp (NT), talltaggsvamp (NT), tallticka (NT, T), tretåig hackspett (NT, T, §4) och vaddporing (NT). Se Figur 1.</w:t>
+        <w:t>I och inom 23 meter från avverkningsanmälan finns fynd av 21 naturvårdsarter, varav 18 är rödlistade, 4 är fridlysta, 11 är typiska (T) och 1 är signalart (S): goliatmusseron (VU, T), jättemusseron (VU), skrovlig taggsvamp (VU), blå taggsvamp (NT, T), dropptaggsvamp (NT, T), dvärgbägarlav (NT, T), kolflarnlav (NT, T), motaggsvamp (NT, T), mörk kolflarnlav (NT), orange taggsvamp (NT, T), skarp dropptaggsvamp (NT), tallfingersvamp (NT), talltaggsvamp (NT), tallticka (NT, T), tretåig hackspett (NT, T, §4), vaddporing (NT), vedflamlav (NT), vedskivlav (NT, T), plattlummer (S, T, §9), gröngöling (§4) och revlummer (§9). Se Figur 1.</w:t>
       </w:r>
     </w:p>
     <w:p>
@@ -354,10 +354,10 @@
         <w:rPr>
           <w:b/>
         </w:rPr>
-        <w:t xml:space="preserve">Motaggsvamp (NT) </w:t>
-      </w:r>
-      <w:r>
-        <w:t xml:space="preserve">bildar mykorrhiza med tall i tallskog och hittas huvudsakligen i äldre, glesare skogsbestånd och hällmarksimpediment. Arten hotas främst av skogsavverkning och tycks försvinna efter slutavverkning, markberedning och plantering. Motaggsvamp är typisk art för </w:t>
+        <w:t>Kolflarnlav (NT)</w:t>
+      </w:r>
+      <w:r>
+        <w:t xml:space="preserve"> är brandberoende och växer nästan uteslutande på kolad hård kärnved av tall. Etableringen verkar ske först 100–300 år efter brand och nytt substrat nybildas i mycket begränsad omfattning. Avverkning av tallskog av naturskogskaraktär med spår av återkommande bränder är ett hot och mängden lämplig ved att växa på för arten minskar dels på grund av naturlig nedbrytning men framförallt på grund av att det förstörs i samband med slutavverkningar, gallringar och markberedning. Såväl kolflarnlav som mörk kolflarnlav har glänsande bålfjäll och förekommer främst i tall- och blandbarrskogar av naturskogskaraktär med spår av återkommande bränder. Skogar som dessa hyser höga biologiska värden och bör skyddas. Kolflarnlav är typisk art för </w:t>
       </w:r>
       <w:r>
         <w:rPr>
@@ -374,10 +374,10 @@
         <w:rPr>
           <w:b/>
         </w:rPr>
-        <w:t xml:space="preserve">Orange taggsvamp (NT) </w:t>
-      </w:r>
-      <w:r>
-        <w:t xml:space="preserve">bildar mykorrhiza med både gran och tall och den förekommer främst i äldre barrskogar med kontinuitetsskogskaraktär. Mest frekvent är den i äldre mossrik granskog, men då bara i skogar inom granens naturliga utbredningsområde och i bestånd med långvarig grankontinuitet. Den totala populationen i landet bedöms ha minskat kraftigt och fortsatt kommer att minska då arten är knuten till en produktiv skogsmiljö som successivt avverkas. Arten hotas främst av skogsavverkning och tycks försvinna efter slutavverkning, markberedning och plantering och det är inte känt att arten har återkommit i anlagd skog på tidigare kalmark. Orange taggsvamp är typisk art för </w:t>
+        <w:t xml:space="preserve">Motaggsvamp (NT) </w:t>
+      </w:r>
+      <w:r>
+        <w:t xml:space="preserve">bildar mykorrhiza med tall i tallskog och hittas huvudsakligen i äldre, glesare skogsbestånd och hällmarksimpediment. Arten hotas främst av skogsavverkning och tycks försvinna efter slutavverkning, markberedning och plantering. Motaggsvamp är typisk art för </w:t>
       </w:r>
       <w:r>
         <w:rPr>
@@ -394,6 +394,37 @@
         <w:rPr>
           <w:b/>
         </w:rPr>
+        <w:t>Mörk kolflarnlav (NT)</w:t>
+      </w:r>
+      <w:r>
+        <w:t xml:space="preserve"> är brandberoende och växer nästan uteslutande på kolad hård kärnved av tall. Arten förekommer främst i glesa, öppna tall- och blandbarrskogar av naturskogskaraktär och etableringen verkar ske sent efter brand, kanske först efter 100–300 år. Mörk kolflarnlav indikerar skog med höga naturvärden och vanligast är att den påträffas på rester av nedbrunna torrakor och högstubbar och lågstubbar som är så grova att hela innandömet är urbränt. Tall- och blandbarrskogar av naturskogskaraktär med spår av återkommande bränder hyser höga biologiska värden och bör skyddas (SLU Artdatabanken, 2024).</w:t>
+      </w:r>
+    </w:p>
+    <w:p>
+      <w:r>
+        <w:rPr>
+          <w:b/>
+        </w:rPr>
+        <w:t xml:space="preserve">Orange taggsvamp (NT) </w:t>
+      </w:r>
+      <w:r>
+        <w:t xml:space="preserve">bildar mykorrhiza med både gran och tall och den förekommer främst i äldre barrskogar med kontinuitetsskogskaraktär. Mest frekvent är den i äldre mossrik granskog, men då bara i skogar inom granens naturliga utbredningsområde och i bestånd med långvarig grankontinuitet. Den totala populationen i landet bedöms ha minskat kraftigt och fortsatt kommer att minska då arten är knuten till en produktiv skogsmiljö som successivt avverkas. Arten hotas främst av skogsavverkning och tycks försvinna efter slutavverkning, markberedning och plantering och det är inte känt att arten har återkommit i anlagd skog på tidigare kalmark. Orange taggsvamp är typisk art för </w:t>
+      </w:r>
+      <w:r>
+        <w:rPr>
+          <w:i/>
+        </w:rPr>
+        <w:t>9010 Taiga</w:t>
+      </w:r>
+      <w:r>
+        <w:t xml:space="preserve"> (SLU Artdatabanken, 2024).</w:t>
+      </w:r>
+    </w:p>
+    <w:p>
+      <w:r>
+        <w:rPr>
+          <w:b/>
+        </w:rPr>
         <w:t xml:space="preserve">Skarp dropptaggsvamp (NT) </w:t>
       </w:r>
       <w:r>
@@ -489,6 +520,75 @@
       </w:r>
       <w:r>
         <w:t>är en brunrötande vednedbrytare som hittas på undersidan av liggande murken tallved i olika former. Substratet utgörs framför allt av den typ av hård, kådimpregnerad och ofta kolad tallved som skapas i brandpräglad skog. Vedtypen nybildas i mycket liten omfattning och det är sannolikt att arten upplever en utdöendeskuld. För att garantera artens fortlevnad bör man både säkra att artens växtplatser hålls intakta samt att långsiktigt säkerställa att ny ved tillkommer, allra helst i omedelbar anslutning till artens växtplatser. Skoglig gallring och annat uttag av virke innebär ett hot mot arten (SLU Artdatabanken, 2024).</w:t>
+      </w:r>
+    </w:p>
+    <w:p>
+      <w:r>
+        <w:rPr>
+          <w:b/>
+        </w:rPr>
+        <w:t>Vedflamlav (NT)</w:t>
+      </w:r>
+      <w:r>
+        <w:t xml:space="preserve"> växer på gammal hård och torr, exponerad kärnved av tall, främst på högstubbar i ljusöppna lägen, t.ex. vid och på myrar, sjökanter, i glesa hällmarkskogar och i brandpräglade tallnaturskogar. Substratet nyskapas i begränsad omfattning och arten är en utmärkt indikator på höga naturvärden i denna skogstyp. Tall- och barrblandskogar med naturskogskaraktär och spår av bränder har ofta höga biologiska värden och bör skyddas. På vedflamlavens bål kan den sällsynta spiklaven/parasiten </w:t>
+      </w:r>
+      <w:r>
+        <w:rPr>
+          <w:i/>
+        </w:rPr>
+        <w:t>Calicium ramboldiicola</w:t>
+      </w:r>
+      <w:r>
+        <w:t xml:space="preserve"> (VU) påträffas (SLU Artdatabanken, 2026).</w:t>
+      </w:r>
+    </w:p>
+    <w:p>
+      <w:r>
+        <w:rPr>
+          <w:b/>
+        </w:rPr>
+        <w:t>Vedskivlav (NT)</w:t>
+      </w:r>
+      <w:r>
+        <w:t xml:space="preserve"> växer på gammal, torr, exponerad, hård kärnved av framförallt tall i naturskogsartade bestånd. Avverkning av tallskog av naturskogskaraktär med spår av återkommande bränder är ett hot. Mängden lämplig ved att växa på för vedskivlav minskar, dels på grund av naturlig nedbrytning men framförallt på grund av att de förstörs i samband med slutavverkningar, gallringar och markberedning. Tall- och blandbarrskogar av naturskogskaraktär med spår av återkommande bränder bör skyddas. Vedskivlav är typisk art för </w:t>
+      </w:r>
+      <w:r>
+        <w:rPr>
+          <w:i/>
+        </w:rPr>
+        <w:t>9010 Taiga</w:t>
+      </w:r>
+      <w:r>
+        <w:t xml:space="preserve"> (SLU Artdatabanken, 2024).</w:t>
+      </w:r>
+    </w:p>
+    <w:p>
+      <w:r>
+        <w:rPr>
+          <w:b/>
+        </w:rPr>
+        <w:t>Plattlummer (§9)</w:t>
+      </w:r>
+      <w:r>
+        <w:t xml:space="preserve"> växer främst i ljusöppna sandtallskogar eller annan gles, torr och brandpräglad hedbarrskog. Den är mest frekvent i olika typer av naturskogar och kontinuitetsskogar och missgynnas markant av slutavverkning och maskinell markberedning. Söder ut i landet förekommer de närstående arterna cypresslummer (EN, §8) och mellanlummer (NT, §9), vilka båda omfattas av EU:s art- och habitatdirektiv. Plattlummer är typisk art för </w:t>
+      </w:r>
+      <w:r>
+        <w:rPr>
+          <w:i/>
+        </w:rPr>
+        <w:t xml:space="preserve">9010 Taiga </w:t>
+      </w:r>
+      <w:r>
+        <w:t>och</w:t>
+      </w:r>
+      <w:r>
+        <w:rPr>
+          <w:i/>
+        </w:rPr>
+        <w:t xml:space="preserve"> 2320 Rissandhedar </w:t>
+      </w:r>
+      <w:r>
+        <w:t>(Nitare &amp; Skogsstyrelsen, 2019; SLU Artdatabanken, 2026).</w:t>
       </w:r>
     </w:p>
     <w:p>
@@ -597,7 +697,7 @@
         <w:rPr>
           <w:i/>
         </w:rPr>
-        <w:t>I det avverkningsanmälda skogsområdet har 14 naturvårdsarter varav 14 rödlistade arter sina livsmiljöer och växtplatser.</w:t>
+        <w:t>I det avverkningsanmälda skogsområdet har 21 naturvårdsarter varav 18 rödlistade arter sina livsmiljöer och växtplatser.</w:t>
       </w:r>
     </w:p>
     <w:p>

--- a/klagomål/Kläpptjärnen FSC-klagomål.docx
+++ b/klagomål/Kläpptjärnen FSC-klagomål.docx
@@ -168,7 +168,7 @@
     </w:p>
     <w:p>
       <w:r>
-        <w:t>Detta klagomål behandlar höga naturvärden i avverkningsanmälan Kläpptjärnen i Bjurholms kommun som inkom 2026-07-13 och omfattar 113,3 ha.</w:t>
+        <w:t>Detta klagomål behandlar höga naturvärden i avverkningsanmälan Kläpptjärnen i Bjurholms kommun som inkom 2026-07-14 och omfattar 113,3 ha.</w:t>
       </w:r>
     </w:p>
     <w:p>
@@ -1226,7 +1226,7 @@
     <w:r>
       <w:tab/>
       <w:tab/>
-      <w:t>2026-07-13</w:t>
+      <w:t>2026-07-14</w:t>
       <w:br/>
       <w:br/>
     </w:r>

--- a/klagomål/Kläpptjärnen FSC-klagomål.docx
+++ b/klagomål/Kläpptjärnen FSC-klagomål.docx
@@ -168,7 +168,7 @@
     </w:p>
     <w:p>
       <w:r>
-        <w:t>Detta klagomål behandlar höga naturvärden i avverkningsanmälan Kläpptjärnen i Bjurholms kommun som inkom 2026-07-14 och omfattar 113,3 ha.</w:t>
+        <w:t>Detta klagomål behandlar höga naturvärden i avverkningsanmälan Kläpptjärnen i Bjurholms kommun som inkom 2026-07-15 och omfattar 113,3 ha.</w:t>
       </w:r>
     </w:p>
     <w:p>
@@ -1226,7 +1226,7 @@
     <w:r>
       <w:tab/>
       <w:tab/>
-      <w:t>2026-07-14</w:t>
+      <w:t>2026-07-15</w:t>
       <w:br/>
       <w:br/>
     </w:r>

--- a/klagomål/Kläpptjärnen FSC-klagomål.docx
+++ b/klagomål/Kläpptjärnen FSC-klagomål.docx
@@ -168,7 +168,7 @@
     </w:p>
     <w:p>
       <w:r>
-        <w:t>Detta klagomål behandlar höga naturvärden i avverkningsanmälan Kläpptjärnen i Bjurholms kommun som inkom 2026-07-15 och omfattar 113,3 ha.</w:t>
+        <w:t>Detta klagomål behandlar höga naturvärden i avverkningsanmälan Kläpptjärnen i Bjurholms kommun som inkom 2026-07-16 och omfattar 113,3 ha.</w:t>
       </w:r>
     </w:p>
     <w:p>
@@ -1226,7 +1226,7 @@
     <w:r>
       <w:tab/>
       <w:tab/>
-      <w:t>2026-07-15</w:t>
+      <w:t>2026-07-16</w:t>
       <w:br/>
       <w:br/>
     </w:r>

--- a/klagomål/Kläpptjärnen FSC-klagomål.docx
+++ b/klagomål/Kläpptjärnen FSC-klagomål.docx
@@ -1226,7 +1226,7 @@
     <w:r>
       <w:tab/>
       <w:tab/>
-      <w:t>2026-07-16</w:t>
+      <w:t>2026-07-17</w:t>
       <w:br/>
       <w:br/>
     </w:r>

--- a/klagomål/Kläpptjärnen FSC-klagomål.docx
+++ b/klagomål/Kläpptjärnen FSC-klagomål.docx
@@ -168,7 +168,7 @@
     </w:p>
     <w:p>
       <w:r>
-        <w:t>Detta klagomål behandlar höga naturvärden i avverkningsanmälan Kläpptjärnen i Bjurholms kommun som inkom 2026-07-16 och omfattar 113,3 ha.</w:t>
+        <w:t>Detta klagomål behandlar höga naturvärden i avverkningsanmälan Kläpptjärnen i Bjurholms kommun som inkom 2026-07-17 och omfattar 113,3 ha.</w:t>
       </w:r>
     </w:p>
     <w:p>

--- a/klagomål/Kläpptjärnen FSC-klagomål.docx
+++ b/klagomål/Kläpptjärnen FSC-klagomål.docx
@@ -1226,7 +1226,7 @@
     <w:r>
       <w:tab/>
       <w:tab/>
-      <w:t>2026-07-17</w:t>
+      <w:t>2026-07-18</w:t>
       <w:br/>
       <w:br/>
     </w:r>

--- a/klagomål/Kläpptjärnen FSC-klagomål.docx
+++ b/klagomål/Kläpptjärnen FSC-klagomål.docx
@@ -168,7 +168,7 @@
     </w:p>
     <w:p>
       <w:r>
-        <w:t>Detta klagomål behandlar höga naturvärden i avverkningsanmälan Kläpptjärnen i Bjurholms kommun som inkom 2026-07-17 och omfattar 113,3 ha.</w:t>
+        <w:t>Detta klagomål behandlar höga naturvärden i avverkningsanmälan Kläpptjärnen i Bjurholms kommun som inkom 2026-07-18 och omfattar 113,3 ha.</w:t>
       </w:r>
     </w:p>
     <w:p>

--- a/klagomål/Kläpptjärnen FSC-klagomål.docx
+++ b/klagomål/Kläpptjärnen FSC-klagomål.docx
@@ -168,7 +168,7 @@
     </w:p>
     <w:p>
       <w:r>
-        <w:t>Detta klagomål behandlar höga naturvärden i avverkningsanmälan Kläpptjärnen i Bjurholms kommun som inkom 2026-07-18 och omfattar 113,3 ha.</w:t>
+        <w:t>Detta klagomål behandlar höga naturvärden i avverkningsanmälan Kläpptjärnen i Bjurholms kommun som inkom 2026-07-19 och omfattar 113,3 ha.</w:t>
       </w:r>
     </w:p>
     <w:p>
@@ -1226,7 +1226,7 @@
     <w:r>
       <w:tab/>
       <w:tab/>
-      <w:t>2026-07-18</w:t>
+      <w:t>2026-07-19</w:t>
       <w:br/>
       <w:br/>
     </w:r>

--- a/klagomål/Kläpptjärnen FSC-klagomål.docx
+++ b/klagomål/Kläpptjärnen FSC-klagomål.docx
@@ -1226,7 +1226,7 @@
     <w:r>
       <w:tab/>
       <w:tab/>
-      <w:t>2026-07-19</w:t>
+      <w:t>2026-07-20</w:t>
       <w:br/>
       <w:br/>
     </w:r>

--- a/klagomål/Kläpptjärnen FSC-klagomål.docx
+++ b/klagomål/Kläpptjärnen FSC-klagomål.docx
@@ -168,7 +168,7 @@
     </w:p>
     <w:p>
       <w:r>
-        <w:t>Detta klagomål behandlar höga naturvärden i avverkningsanmälan Kläpptjärnen i Bjurholms kommun som inkom 2026-07-19 och omfattar 113,3 ha.</w:t>
+        <w:t>Detta klagomål behandlar höga naturvärden i avverkningsanmälan Kläpptjärnen i Bjurholms kommun som inkom 2026-07-20 och omfattar 113,3 ha.</w:t>
       </w:r>
     </w:p>
     <w:p>
